--- a/documents/MCG_Creation_Guide_Automations_Pipelines.docx
+++ b/documents/MCG_Creation_Guide_Automations_Pipelines.docx
@@ -7057,7 +7057,7 @@
                 <w:sz w:val="19"/>
                 <w:szCs w:val="19"/>
               </w:rPr>
-              <w:t xml:space="preserve">order_timeline</w:t>
+              <w:t xml:space="preserve">orders_enriched (enriched)</w:t>
             </w:r>
           </w:p>
         </w:tc>
@@ -13266,631 +13266,6 @@
           </w:p>
         </w:tc>
       </w:tr>
-      <w:tr>
-        <w:tc>
-          <w:tcPr>
-            <w:shd w:color="F6F7F8" w:val="solid"/>
-            <w:tcMar>
-              <w:top w:type="dxa" w:w="30"/>
-              <w:left w:type="dxa" w:w="80"/>
-              <w:bottom w:type="dxa" w:w="30"/>
-              <w:right w:type="dxa" w:w="80"/>
-            </w:tcMar>
-          </w:tcPr>
-          <w:p>
-            <w:pPr>
-              <w:spacing w:after="0"/>
-            </w:pPr>
-            <w:r>
-              <w:rPr>
-                <w:rFonts w:ascii="Inter" w:cs="Inter" w:eastAsia="Inter" w:hAnsi="Inter"/>
-                <w:color w:val="454659"/>
-                <w:sz w:val="19"/>
-                <w:szCs w:val="19"/>
-              </w:rPr>
-              <w:t xml:space="preserve">cold_chain_compliance</w:t>
-            </w:r>
-          </w:p>
-        </w:tc>
-        <w:tc>
-          <w:tcPr>
-            <w:shd w:color="F6F7F8" w:val="solid"/>
-            <w:tcMar>
-              <w:top w:type="dxa" w:w="30"/>
-              <w:left w:type="dxa" w:w="80"/>
-              <w:bottom w:type="dxa" w:w="30"/>
-              <w:right w:type="dxa" w:w="80"/>
-            </w:tcMar>
-          </w:tcPr>
-          <w:p>
-            <w:pPr>
-              <w:spacing w:after="0"/>
-            </w:pPr>
-            <w:r>
-              <w:rPr>
-                <w:rFonts w:ascii="Inter" w:cs="Inter" w:eastAsia="Inter" w:hAnsi="Inter"/>
-                <w:color w:val="454659"/>
-                <w:sz w:val="19"/>
-                <w:szCs w:val="19"/>
-              </w:rPr>
-              <w:t xml:space="preserve">iot_normalized, shipments_canonical</w:t>
-            </w:r>
-          </w:p>
-        </w:tc>
-        <w:tc>
-          <w:tcPr>
-            <w:shd w:color="F6F7F8" w:val="solid"/>
-            <w:tcMar>
-              <w:top w:type="dxa" w:w="30"/>
-              <w:left w:type="dxa" w:w="80"/>
-              <w:bottom w:type="dxa" w:w="30"/>
-              <w:right w:type="dxa" w:w="80"/>
-            </w:tcMar>
-          </w:tcPr>
-          <w:p>
-            <w:pPr>
-              <w:spacing w:after="0"/>
-            </w:pPr>
-            <w:r>
-              <w:rPr>
-                <w:rFonts w:ascii="Inter" w:cs="Inter" w:eastAsia="Inter" w:hAnsi="Inter"/>
-                <w:color w:val="454659"/>
-                <w:sz w:val="19"/>
-                <w:szCs w:val="19"/>
-              </w:rPr>
-              <w:t xml:space="preserve">5 min</w:t>
-            </w:r>
-          </w:p>
-        </w:tc>
-        <w:tc>
-          <w:tcPr>
-            <w:shd w:color="F6F7F8" w:val="solid"/>
-            <w:tcMar>
-              <w:top w:type="dxa" w:w="30"/>
-              <w:left w:type="dxa" w:w="80"/>
-              <w:bottom w:type="dxa" w:w="30"/>
-              <w:right w:type="dxa" w:w="80"/>
-            </w:tcMar>
-          </w:tcPr>
-          <w:p>
-            <w:pPr>
-              <w:spacing w:after="0"/>
-            </w:pPr>
-            <w:r>
-              <w:rPr>
-                <w:rFonts w:ascii="Inter" w:cs="Inter" w:eastAsia="Inter" w:hAnsi="Inter"/>
-                <w:color w:val="454659"/>
-                <w:sz w:val="19"/>
-                <w:szCs w:val="19"/>
-              </w:rPr>
-              <w:t xml:space="preserve">Thomas Brennan</w:t>
-            </w:r>
-          </w:p>
-        </w:tc>
-        <w:tc>
-          <w:tcPr>
-            <w:shd w:color="F6F7F8" w:val="solid"/>
-            <w:tcMar>
-              <w:top w:type="dxa" w:w="30"/>
-              <w:left w:type="dxa" w:w="80"/>
-              <w:bottom w:type="dxa" w:w="30"/>
-              <w:right w:type="dxa" w:w="80"/>
-            </w:tcMar>
-          </w:tcPr>
-          <w:p>
-            <w:pPr>
-              <w:spacing w:after="0"/>
-            </w:pPr>
-            <w:r>
-              <w:rPr>
-                <w:rFonts w:ascii="Inter" w:cs="Inter" w:eastAsia="Inter" w:hAnsi="Inter"/>
-                <w:color w:val="454659"/>
-                <w:sz w:val="19"/>
-                <w:szCs w:val="19"/>
-              </w:rPr>
-              <w:t xml:space="preserve">Exceedance count, spoilage probability</w:t>
-            </w:r>
-          </w:p>
-        </w:tc>
-      </w:tr>
-      <w:tr>
-        <w:tc>
-          <w:tcPr>
-            <w:tcMar>
-              <w:top w:type="dxa" w:w="30"/>
-              <w:left w:type="dxa" w:w="80"/>
-              <w:bottom w:type="dxa" w:w="30"/>
-              <w:right w:type="dxa" w:w="80"/>
-            </w:tcMar>
-          </w:tcPr>
-          <w:p>
-            <w:pPr>
-              <w:spacing w:after="0"/>
-            </w:pPr>
-            <w:r>
-              <w:rPr>
-                <w:rFonts w:ascii="Inter" w:cs="Inter" w:eastAsia="Inter" w:hAnsi="Inter"/>
-                <w:color w:val="454659"/>
-                <w:sz w:val="19"/>
-                <w:szCs w:val="19"/>
-              </w:rPr>
-              <w:t xml:space="preserve">product_master_360</w:t>
-            </w:r>
-          </w:p>
-        </w:tc>
-        <w:tc>
-          <w:tcPr>
-            <w:tcMar>
-              <w:top w:type="dxa" w:w="30"/>
-              <w:left w:type="dxa" w:w="80"/>
-              <w:bottom w:type="dxa" w:w="30"/>
-              <w:right w:type="dxa" w:w="80"/>
-            </w:tcMar>
-          </w:tcPr>
-          <w:p>
-            <w:pPr>
-              <w:spacing w:after="0"/>
-            </w:pPr>
-            <w:r>
-              <w:rPr>
-                <w:rFonts w:ascii="Inter" w:cs="Inter" w:eastAsia="Inter" w:hAnsi="Inter"/>
-                <w:color w:val="454659"/>
-                <w:sz w:val="19"/>
-                <w:szCs w:val="19"/>
-              </w:rPr>
-              <w:t xml:space="preserve">products_harmonized, suppliers_deduped</w:t>
-            </w:r>
-          </w:p>
-        </w:tc>
-        <w:tc>
-          <w:tcPr>
-            <w:tcMar>
-              <w:top w:type="dxa" w:w="30"/>
-              <w:left w:type="dxa" w:w="80"/>
-              <w:bottom w:type="dxa" w:w="30"/>
-              <w:right w:type="dxa" w:w="80"/>
-            </w:tcMar>
-          </w:tcPr>
-          <w:p>
-            <w:pPr>
-              <w:spacing w:after="0"/>
-            </w:pPr>
-            <w:r>
-              <w:rPr>
-                <w:rFonts w:ascii="Inter" w:cs="Inter" w:eastAsia="Inter" w:hAnsi="Inter"/>
-                <w:color w:val="454659"/>
-                <w:sz w:val="19"/>
-                <w:szCs w:val="19"/>
-              </w:rPr>
-              <w:t xml:space="preserve">1 hour</w:t>
-            </w:r>
-          </w:p>
-        </w:tc>
-        <w:tc>
-          <w:tcPr>
-            <w:tcMar>
-              <w:top w:type="dxa" w:w="30"/>
-              <w:left w:type="dxa" w:w="80"/>
-              <w:bottom w:type="dxa" w:w="30"/>
-              <w:right w:type="dxa" w:w="80"/>
-            </w:tcMar>
-          </w:tcPr>
-          <w:p>
-            <w:pPr>
-              <w:spacing w:after="0"/>
-            </w:pPr>
-            <w:r>
-              <w:rPr>
-                <w:rFonts w:ascii="Inter" w:cs="Inter" w:eastAsia="Inter" w:hAnsi="Inter"/>
-                <w:color w:val="454659"/>
-                <w:sz w:val="19"/>
-                <w:szCs w:val="19"/>
-              </w:rPr>
-              <w:t xml:space="preserve">Thomas Berger</w:t>
-            </w:r>
-          </w:p>
-        </w:tc>
-        <w:tc>
-          <w:tcPr>
-            <w:tcMar>
-              <w:top w:type="dxa" w:w="30"/>
-              <w:left w:type="dxa" w:w="80"/>
-              <w:bottom w:type="dxa" w:w="30"/>
-              <w:right w:type="dxa" w:w="80"/>
-            </w:tcMar>
-          </w:tcPr>
-          <w:p>
-            <w:pPr>
-              <w:spacing w:after="0"/>
-            </w:pPr>
-            <w:r>
-              <w:rPr>
-                <w:rFonts w:ascii="Inter" w:cs="Inter" w:eastAsia="Inter" w:hAnsi="Inter"/>
-                <w:color w:val="454659"/>
-                <w:sz w:val="19"/>
-                <w:szCs w:val="19"/>
-              </w:rPr>
-              <w:t xml:space="preserve">Weight completeness, supplier dedup, GTIN coverage</w:t>
-            </w:r>
-          </w:p>
-        </w:tc>
-      </w:tr>
-      <w:tr>
-        <w:tc>
-          <w:tcPr>
-            <w:shd w:color="F6F7F8" w:val="solid"/>
-            <w:tcMar>
-              <w:top w:type="dxa" w:w="30"/>
-              <w:left w:type="dxa" w:w="80"/>
-              <w:bottom w:type="dxa" w:w="30"/>
-              <w:right w:type="dxa" w:w="80"/>
-            </w:tcMar>
-          </w:tcPr>
-          <w:p>
-            <w:pPr>
-              <w:spacing w:after="0"/>
-            </w:pPr>
-            <w:r>
-              <w:rPr>
-                <w:rFonts w:ascii="Inter" w:cs="Inter" w:eastAsia="Inter" w:hAnsi="Inter"/>
-                <w:color w:val="454659"/>
-                <w:sz w:val="19"/>
-                <w:szCs w:val="19"/>
-              </w:rPr>
-              <w:t xml:space="preserve">customer_delivery_experience</w:t>
-            </w:r>
-          </w:p>
-        </w:tc>
-        <w:tc>
-          <w:tcPr>
-            <w:shd w:color="F6F7F8" w:val="solid"/>
-            <w:tcMar>
-              <w:top w:type="dxa" w:w="30"/>
-              <w:left w:type="dxa" w:w="80"/>
-              <w:bottom w:type="dxa" w:w="30"/>
-              <w:right w:type="dxa" w:w="80"/>
-            </w:tcMar>
-          </w:tcPr>
-          <w:p>
-            <w:pPr>
-              <w:spacing w:after="0"/>
-            </w:pPr>
-            <w:r>
-              <w:rPr>
-                <w:rFonts w:ascii="Inter" w:cs="Inter" w:eastAsia="Inter" w:hAnsi="Inter"/>
-                <w:color w:val="454659"/>
-                <w:sz w:val="19"/>
-                <w:szCs w:val="19"/>
-              </w:rPr>
-              <w:t xml:space="preserve">customers_deduped, orders_enriched</w:t>
-            </w:r>
-          </w:p>
-        </w:tc>
-        <w:tc>
-          <w:tcPr>
-            <w:shd w:color="F6F7F8" w:val="solid"/>
-            <w:tcMar>
-              <w:top w:type="dxa" w:w="30"/>
-              <w:left w:type="dxa" w:w="80"/>
-              <w:bottom w:type="dxa" w:w="30"/>
-              <w:right w:type="dxa" w:w="80"/>
-            </w:tcMar>
-          </w:tcPr>
-          <w:p>
-            <w:pPr>
-              <w:spacing w:after="0"/>
-            </w:pPr>
-            <w:r>
-              <w:rPr>
-                <w:rFonts w:ascii="Inter" w:cs="Inter" w:eastAsia="Inter" w:hAnsi="Inter"/>
-                <w:color w:val="454659"/>
-                <w:sz w:val="19"/>
-                <w:szCs w:val="19"/>
-              </w:rPr>
-              <w:t xml:space="preserve">1 hour</w:t>
-            </w:r>
-          </w:p>
-        </w:tc>
-        <w:tc>
-          <w:tcPr>
-            <w:shd w:color="F6F7F8" w:val="solid"/>
-            <w:tcMar>
-              <w:top w:type="dxa" w:w="30"/>
-              <w:left w:type="dxa" w:w="80"/>
-              <w:bottom w:type="dxa" w:w="30"/>
-              <w:right w:type="dxa" w:w="80"/>
-            </w:tcMar>
-          </w:tcPr>
-          <w:p>
-            <w:pPr>
-              <w:spacing w:after="0"/>
-            </w:pPr>
-            <w:r>
-              <w:rPr>
-                <w:rFonts w:ascii="Inter" w:cs="Inter" w:eastAsia="Inter" w:hAnsi="Inter"/>
-                <w:color w:val="454659"/>
-                <w:sz w:val="19"/>
-                <w:szCs w:val="19"/>
-              </w:rPr>
-              <w:t xml:space="preserve">Lisa Park</w:t>
-            </w:r>
-          </w:p>
-        </w:tc>
-        <w:tc>
-          <w:tcPr>
-            <w:shd w:color="F6F7F8" w:val="solid"/>
-            <w:tcMar>
-              <w:top w:type="dxa" w:w="30"/>
-              <w:left w:type="dxa" w:w="80"/>
-              <w:bottom w:type="dxa" w:w="30"/>
-              <w:right w:type="dxa" w:w="80"/>
-            </w:tcMar>
-          </w:tcPr>
-          <w:p>
-            <w:pPr>
-              <w:spacing w:after="0"/>
-            </w:pPr>
-            <w:r>
-              <w:rPr>
-                <w:rFonts w:ascii="Inter" w:cs="Inter" w:eastAsia="Inter" w:hAnsi="Inter"/>
-                <w:color w:val="454659"/>
-                <w:sz w:val="19"/>
-                <w:szCs w:val="19"/>
-              </w:rPr>
-              <w:t xml:space="preserve">WISMO rate (41%), address quality impact</w:t>
-            </w:r>
-          </w:p>
-        </w:tc>
-      </w:tr>
-      <w:tr>
-        <w:tc>
-          <w:tcPr>
-            <w:tcMar>
-              <w:top w:type="dxa" w:w="30"/>
-              <w:left w:type="dxa" w:w="80"/>
-              <w:bottom w:type="dxa" w:w="30"/>
-              <w:right w:type="dxa" w:w="80"/>
-            </w:tcMar>
-          </w:tcPr>
-          <w:p>
-            <w:pPr>
-              <w:spacing w:after="0"/>
-            </w:pPr>
-            <w:r>
-              <w:rPr>
-                <w:rFonts w:ascii="Inter" w:cs="Inter" w:eastAsia="Inter" w:hAnsi="Inter"/>
-                <w:color w:val="454659"/>
-                <w:sz w:val="19"/>
-                <w:szCs w:val="19"/>
-              </w:rPr>
-              <w:t xml:space="preserve">compliance_readiness</w:t>
-            </w:r>
-          </w:p>
-        </w:tc>
-        <w:tc>
-          <w:tcPr>
-            <w:tcMar>
-              <w:top w:type="dxa" w:w="30"/>
-              <w:left w:type="dxa" w:w="80"/>
-              <w:bottom w:type="dxa" w:w="30"/>
-              <w:right w:type="dxa" w:w="80"/>
-            </w:tcMar>
-          </w:tcPr>
-          <w:p>
-            <w:pPr>
-              <w:spacing w:after="0"/>
-            </w:pPr>
-            <w:r>
-              <w:rPr>
-                <w:rFonts w:ascii="Inter" w:cs="Inter" w:eastAsia="Inter" w:hAnsi="Inter"/>
-                <w:color w:val="454659"/>
-                <w:sz w:val="19"/>
-                <w:szCs w:val="19"/>
-              </w:rPr>
-              <w:t xml:space="preserve">products_harmonized, inventory_reconciled</w:t>
-            </w:r>
-          </w:p>
-        </w:tc>
-        <w:tc>
-          <w:tcPr>
-            <w:tcMar>
-              <w:top w:type="dxa" w:w="30"/>
-              <w:left w:type="dxa" w:w="80"/>
-              <w:bottom w:type="dxa" w:w="30"/>
-              <w:right w:type="dxa" w:w="80"/>
-            </w:tcMar>
-          </w:tcPr>
-          <w:p>
-            <w:pPr>
-              <w:spacing w:after="0"/>
-            </w:pPr>
-            <w:r>
-              <w:rPr>
-                <w:rFonts w:ascii="Inter" w:cs="Inter" w:eastAsia="Inter" w:hAnsi="Inter"/>
-                <w:color w:val="454659"/>
-                <w:sz w:val="19"/>
-                <w:szCs w:val="19"/>
-              </w:rPr>
-              <w:t xml:space="preserve">Daily</w:t>
-            </w:r>
-          </w:p>
-        </w:tc>
-        <w:tc>
-          <w:tcPr>
-            <w:tcMar>
-              <w:top w:type="dxa" w:w="30"/>
-              <w:left w:type="dxa" w:w="80"/>
-              <w:bottom w:type="dxa" w:w="30"/>
-              <w:right w:type="dxa" w:w="80"/>
-            </w:tcMar>
-          </w:tcPr>
-          <w:p>
-            <w:pPr>
-              <w:spacing w:after="0"/>
-            </w:pPr>
-            <w:r>
-              <w:rPr>
-                <w:rFonts w:ascii="Inter" w:cs="Inter" w:eastAsia="Inter" w:hAnsi="Inter"/>
-                <w:color w:val="454659"/>
-                <w:sz w:val="19"/>
-                <w:szCs w:val="19"/>
-              </w:rPr>
-              <w:t xml:space="preserve">Dr. Elena Vasquez</w:t>
-            </w:r>
-          </w:p>
-        </w:tc>
-        <w:tc>
-          <w:tcPr>
-            <w:tcMar>
-              <w:top w:type="dxa" w:w="30"/>
-              <w:left w:type="dxa" w:w="80"/>
-              <w:bottom w:type="dxa" w:w="30"/>
-              <w:right w:type="dxa" w:w="80"/>
-            </w:tcMar>
-          </w:tcPr>
-          <w:p>
-            <w:pPr>
-              <w:spacing w:after="0"/>
-            </w:pPr>
-            <w:r>
-              <w:rPr>
-                <w:rFonts w:ascii="Inter" w:cs="Inter" w:eastAsia="Inter" w:hAnsi="Inter"/>
-                <w:color w:val="454659"/>
-                <w:sz w:val="19"/>
-                <w:szCs w:val="19"/>
-              </w:rPr>
-              <w:t xml:space="preserve">Lot capture rate (85%), traceability completeness</w:t>
-            </w:r>
-          </w:p>
-        </w:tc>
-      </w:tr>
-      <w:tr>
-        <w:tc>
-          <w:tcPr>
-            <w:shd w:color="F6F7F8" w:val="solid"/>
-            <w:tcMar>
-              <w:top w:type="dxa" w:w="30"/>
-              <w:left w:type="dxa" w:w="80"/>
-              <w:bottom w:type="dxa" w:w="30"/>
-              <w:right w:type="dxa" w:w="80"/>
-            </w:tcMar>
-          </w:tcPr>
-          <w:p>
-            <w:pPr>
-              <w:spacing w:after="0"/>
-            </w:pPr>
-            <w:r>
-              <w:rPr>
-                <w:rFonts w:ascii="Inter" w:cs="Inter" w:eastAsia="Inter" w:hAnsi="Inter"/>
-                <w:color w:val="454659"/>
-                <w:sz w:val="19"/>
-                <w:szCs w:val="19"/>
-              </w:rPr>
-              <w:t xml:space="preserve">operational_cost_impact</w:t>
-            </w:r>
-          </w:p>
-        </w:tc>
-        <w:tc>
-          <w:tcPr>
-            <w:shd w:color="F6F7F8" w:val="solid"/>
-            <w:tcMar>
-              <w:top w:type="dxa" w:w="30"/>
-              <w:left w:type="dxa" w:w="80"/>
-              <w:bottom w:type="dxa" w:w="30"/>
-              <w:right w:type="dxa" w:w="80"/>
-            </w:tcMar>
-          </w:tcPr>
-          <w:p>
-            <w:pPr>
-              <w:spacing w:after="0"/>
-            </w:pPr>
-            <w:r>
-              <w:rPr>
-                <w:rFonts w:ascii="Inter" w:cs="Inter" w:eastAsia="Inter" w:hAnsi="Inter"/>
-                <w:color w:val="454659"/>
-                <w:sz w:val="19"/>
-                <w:szCs w:val="19"/>
-              </w:rPr>
-              <w:t xml:space="preserve">All Silver tables</w:t>
-            </w:r>
-          </w:p>
-        </w:tc>
-        <w:tc>
-          <w:tcPr>
-            <w:shd w:color="F6F7F8" w:val="solid"/>
-            <w:tcMar>
-              <w:top w:type="dxa" w:w="30"/>
-              <w:left w:type="dxa" w:w="80"/>
-              <w:bottom w:type="dxa" w:w="30"/>
-              <w:right w:type="dxa" w:w="80"/>
-            </w:tcMar>
-          </w:tcPr>
-          <w:p>
-            <w:pPr>
-              <w:spacing w:after="0"/>
-            </w:pPr>
-            <w:r>
-              <w:rPr>
-                <w:rFonts w:ascii="Inter" w:cs="Inter" w:eastAsia="Inter" w:hAnsi="Inter"/>
-                <w:color w:val="454659"/>
-                <w:sz w:val="19"/>
-                <w:szCs w:val="19"/>
-              </w:rPr>
-              <w:t xml:space="preserve">Daily</w:t>
-            </w:r>
-          </w:p>
-        </w:tc>
-        <w:tc>
-          <w:tcPr>
-            <w:shd w:color="F6F7F8" w:val="solid"/>
-            <w:tcMar>
-              <w:top w:type="dxa" w:w="30"/>
-              <w:left w:type="dxa" w:w="80"/>
-              <w:bottom w:type="dxa" w:w="30"/>
-              <w:right w:type="dxa" w:w="80"/>
-            </w:tcMar>
-          </w:tcPr>
-          <w:p>
-            <w:pPr>
-              <w:spacing w:after="0"/>
-            </w:pPr>
-            <w:r>
-              <w:rPr>
-                <w:rFonts w:ascii="Inter" w:cs="Inter" w:eastAsia="Inter" w:hAnsi="Inter"/>
-                <w:color w:val="454659"/>
-                <w:sz w:val="19"/>
-                <w:szCs w:val="19"/>
-              </w:rPr>
-              <w:t xml:space="preserve">CFO Office</w:t>
-            </w:r>
-          </w:p>
-        </w:tc>
-        <w:tc>
-          <w:tcPr>
-            <w:shd w:color="F6F7F8" w:val="solid"/>
-            <w:tcMar>
-              <w:top w:type="dxa" w:w="30"/>
-              <w:left w:type="dxa" w:w="80"/>
-              <w:bottom w:type="dxa" w:w="30"/>
-              <w:right w:type="dxa" w:w="80"/>
-            </w:tcMar>
-          </w:tcPr>
-          <w:p>
-            <w:pPr>
-              <w:spacing w:after="0"/>
-            </w:pPr>
-            <w:r>
-              <w:rPr>
-                <w:rFonts w:ascii="Inter" w:cs="Inter" w:eastAsia="Inter" w:hAnsi="Inter"/>
-                <w:color w:val="454659"/>
-                <w:sz w:val="19"/>
-                <w:szCs w:val="19"/>
-              </w:rPr>
-              <w:t xml:space="preserve">Cost by nightmare ($127M annual), trends</w:t>
-            </w:r>
-          </w:p>
-        </w:tc>
-      </w:tr>
     </w:tbl>
     <w:p>
       <w:pPr>
@@ -16442,7 +15817,7 @@
                 <w:sz w:val="19"/>
                 <w:szCs w:val="19"/>
               </w:rPr>
-              <w:t xml:space="preserve">Data Product: Cold Chain Compliance; Filter: exceedance_minutes &gt;= 15 AND alert_sent = false; Fields: shipment_id, route, carrier, max_temp_celsius, exceedance_minutes, estimated_loss_usd, product_type</w:t>
+              <w:t xml:space="preserve">Silver Table: silver.iot_normalized; Filter: exceedance_minutes &gt;= 15 AND alert_sent = false; Fields: shipment_id, route, carrier, max_temp_celsius, exceedance_minutes, estimated_loss_usd, product_type</w:t>
             </w:r>
           </w:p>
         </w:tc>
@@ -18139,7 +17514,7 @@
                 <w:sz w:val="19"/>
                 <w:szCs w:val="19"/>
               </w:rPr>
-              <w:t xml:space="preserve">Data Product: Customer Delivery Experience; Filter: wismo_rate &gt; 0.40; Group by: carrier, destination_region</w:t>
+              <w:t xml:space="preserve">Data Product: Last Mile Performance; Filter: wismo_flag = true AND on_time_pct &lt; 0.60; Group by: carrier, destination_region</w:t>
             </w:r>
           </w:p>
         </w:tc>
@@ -19054,7 +18429,7 @@
                 <w:sz w:val="19"/>
                 <w:szCs w:val="19"/>
               </w:rPr>
-              <w:t xml:space="preserve">Refresh downstream Gold tables: customer_delivery_experience, last_mile_performance</w:t>
+              <w:t xml:space="preserve">Refresh downstream tables: silver.orders_enriched, gold.last_mile_performance</w:t>
             </w:r>
           </w:p>
         </w:tc>

--- a/documents/MCG_Creation_Guide_Automations_Pipelines.docx
+++ b/documents/MCG_Creation_Guide_Automations_Pipelines.docx
@@ -2776,7 +2776,7 @@
           <w:sz w:val="21"/>
           <w:szCs w:val="21"/>
         </w:rPr>
-        <w:t xml:space="preserve">These pipelines stream IoT sensor data from Apache Kafka topics in real-time using the Remote Engine Gen2.</w:t>
+        <w:t xml:space="preserve">These pipelines stream IoT sensor data from Apache Kafka topics in real-time using the Data Gateway - Streaming.</w:t>
       </w:r>
     </w:p>
     <w:p>
@@ -2816,7 +2816,7 @@
           <w:sz w:val="21"/>
           <w:szCs w:val="21"/>
         </w:rPr>
-        <w:t xml:space="preserve">Remote Engine Gen2 deployed and connected to Qlik Cloud</w:t>
+        <w:t xml:space="preserve">Data Gateway - Streaming deployed and connected to Qlik Cloud</w:t>
       </w:r>
     </w:p>
     <w:p>
@@ -13139,7 +13139,7 @@
                 <w:sz w:val="19"/>
                 <w:szCs w:val="19"/>
               </w:rPr>
-              <w:t xml:space="preserve">IRA %, phantom count, trust score by DC</w:t>
+              <w:t xml:space="preserve">IRA %, phantom_units, pipeline_status, trust_score by DC</w:t>
             </w:r>
           </w:p>
         </w:tc>
@@ -13237,31 +13237,656 @@
                 <w:sz w:val="19"/>
                 <w:szCs w:val="19"/>
               </w:rPr>
-              <w:t xml:space="preserve">Sophie Muller</w:t>
-            </w:r>
-          </w:p>
-        </w:tc>
-        <w:tc>
-          <w:tcPr>
-            <w:tcMar>
-              <w:top w:type="dxa" w:w="30"/>
-              <w:left w:type="dxa" w:w="80"/>
-              <w:bottom w:type="dxa" w:w="30"/>
-              <w:right w:type="dxa" w:w="80"/>
-            </w:tcMar>
-          </w:tcPr>
-          <w:p>
-            <w:pPr>
-              <w:spacing w:after="0"/>
-            </w:pPr>
-            <w:r>
-              <w:rPr>
-                <w:rFonts w:ascii="Inter" w:cs="Inter" w:eastAsia="Inter" w:hAnsi="Inter"/>
-                <w:color w:val="454659"/>
-                <w:sz w:val="19"/>
-                <w:szCs w:val="19"/>
-              </w:rPr>
-              <w:t xml:space="preserve">On-time %, carrier SLA, address quality score</w:t>
+              <w:t xml:space="preserve">Sophie Müller</w:t>
+            </w:r>
+          </w:p>
+        </w:tc>
+        <w:tc>
+          <w:tcPr>
+            <w:tcMar>
+              <w:top w:type="dxa" w:w="30"/>
+              <w:left w:type="dxa" w:w="80"/>
+              <w:bottom w:type="dxa" w:w="30"/>
+              <w:right w:type="dxa" w:w="80"/>
+            </w:tcMar>
+          </w:tcPr>
+          <w:p>
+            <w:pPr>
+              <w:spacing w:after="0"/>
+            </w:pPr>
+            <w:r>
+              <w:rPr>
+                <w:rFonts w:ascii="Inter" w:cs="Inter" w:eastAsia="Inter" w:hAnsi="Inter"/>
+                <w:color w:val="454659"/>
+                <w:sz w:val="19"/>
+                <w:szCs w:val="19"/>
+              </w:rPr>
+              <w:t xml:space="preserve">on_time_pct, sla_met, address_quality_score, wismo_flag by carrier/region</w:t>
+            </w:r>
+          </w:p>
+        </w:tc>
+      </w:tr>
+      <w:tr>
+        <w:tc>
+          <w:tcPr>
+            <w:shd w:color="F6F7F8" w:val="solid"/>
+            <w:tcMar>
+              <w:top w:type="dxa" w:w="30"/>
+              <w:left w:type="dxa" w:w="80"/>
+              <w:bottom w:type="dxa" w:w="30"/>
+              <w:right w:type="dxa" w:w="80"/>
+            </w:tcMar>
+          </w:tcPr>
+          <w:p>
+            <w:pPr>
+              <w:spacing w:after="0"/>
+            </w:pPr>
+            <w:r>
+              <w:rPr>
+                <w:rFonts w:ascii="Inter" w:cs="Inter" w:eastAsia="Inter" w:hAnsi="Inter"/>
+                <w:color w:val="454659"/>
+                <w:sz w:val="19"/>
+                <w:szCs w:val="19"/>
+              </w:rPr>
+              <w:t xml:space="preserve">cold_chain_compliance</w:t>
+            </w:r>
+          </w:p>
+        </w:tc>
+        <w:tc>
+          <w:tcPr>
+            <w:shd w:color="F6F7F8" w:val="solid"/>
+            <w:tcMar>
+              <w:top w:type="dxa" w:w="30"/>
+              <w:left w:type="dxa" w:w="80"/>
+              <w:bottom w:type="dxa" w:w="30"/>
+              <w:right w:type="dxa" w:w="80"/>
+            </w:tcMar>
+          </w:tcPr>
+          <w:p>
+            <w:pPr>
+              <w:spacing w:after="0"/>
+            </w:pPr>
+            <w:r>
+              <w:rPr>
+                <w:rFonts w:ascii="Inter" w:cs="Inter" w:eastAsia="Inter" w:hAnsi="Inter"/>
+                <w:color w:val="454659"/>
+                <w:sz w:val="19"/>
+                <w:szCs w:val="19"/>
+              </w:rPr>
+              <w:t xml:space="preserve">iot_normalized, shipments_canonical</w:t>
+            </w:r>
+          </w:p>
+        </w:tc>
+        <w:tc>
+          <w:tcPr>
+            <w:shd w:color="F6F7F8" w:val="solid"/>
+            <w:tcMar>
+              <w:top w:type="dxa" w:w="30"/>
+              <w:left w:type="dxa" w:w="80"/>
+              <w:bottom w:type="dxa" w:w="30"/>
+              <w:right w:type="dxa" w:w="80"/>
+            </w:tcMar>
+          </w:tcPr>
+          <w:p>
+            <w:pPr>
+              <w:spacing w:after="0"/>
+            </w:pPr>
+            <w:r>
+              <w:rPr>
+                <w:rFonts w:ascii="Inter" w:cs="Inter" w:eastAsia="Inter" w:hAnsi="Inter"/>
+                <w:color w:val="454659"/>
+                <w:sz w:val="19"/>
+                <w:szCs w:val="19"/>
+              </w:rPr>
+              <w:t xml:space="preserve">5 min</w:t>
+            </w:r>
+          </w:p>
+        </w:tc>
+        <w:tc>
+          <w:tcPr>
+            <w:shd w:color="F6F7F8" w:val="solid"/>
+            <w:tcMar>
+              <w:top w:type="dxa" w:w="30"/>
+              <w:left w:type="dxa" w:w="80"/>
+              <w:bottom w:type="dxa" w:w="30"/>
+              <w:right w:type="dxa" w:w="80"/>
+            </w:tcMar>
+          </w:tcPr>
+          <w:p>
+            <w:pPr>
+              <w:spacing w:after="0"/>
+            </w:pPr>
+            <w:r>
+              <w:rPr>
+                <w:rFonts w:ascii="Inter" w:cs="Inter" w:eastAsia="Inter" w:hAnsi="Inter"/>
+                <w:color w:val="454659"/>
+                <w:sz w:val="19"/>
+                <w:szCs w:val="19"/>
+              </w:rPr>
+              <w:t xml:space="preserve">Lars Eriksson</w:t>
+            </w:r>
+          </w:p>
+        </w:tc>
+        <w:tc>
+          <w:tcPr>
+            <w:shd w:color="F6F7F8" w:val="solid"/>
+            <w:tcMar>
+              <w:top w:type="dxa" w:w="30"/>
+              <w:left w:type="dxa" w:w="80"/>
+              <w:bottom w:type="dxa" w:w="30"/>
+              <w:right w:type="dxa" w:w="80"/>
+            </w:tcMar>
+          </w:tcPr>
+          <w:p>
+            <w:pPr>
+              <w:spacing w:after="0"/>
+            </w:pPr>
+            <w:r>
+              <w:rPr>
+                <w:rFonts w:ascii="Inter" w:cs="Inter" w:eastAsia="Inter" w:hAnsi="Inter"/>
+                <w:color w:val="454659"/>
+                <w:sz w:val="19"/>
+                <w:szCs w:val="19"/>
+              </w:rPr>
+              <w:t xml:space="preserve">exceedance_minutes, spoilage_risk_score, pre_cool_compliant by route/carrier</w:t>
+            </w:r>
+          </w:p>
+        </w:tc>
+      </w:tr>
+      <w:tr>
+        <w:tc>
+          <w:tcPr>
+            <w:tcMar>
+              <w:top w:type="dxa" w:w="30"/>
+              <w:left w:type="dxa" w:w="80"/>
+              <w:bottom w:type="dxa" w:w="30"/>
+              <w:right w:type="dxa" w:w="80"/>
+            </w:tcMar>
+          </w:tcPr>
+          <w:p>
+            <w:pPr>
+              <w:spacing w:after="0"/>
+            </w:pPr>
+            <w:r>
+              <w:rPr>
+                <w:rFonts w:ascii="Inter" w:cs="Inter" w:eastAsia="Inter" w:hAnsi="Inter"/>
+                <w:color w:val="454659"/>
+                <w:sz w:val="19"/>
+                <w:szCs w:val="19"/>
+              </w:rPr>
+              <w:t xml:space="preserve">product_master_health</w:t>
+            </w:r>
+          </w:p>
+        </w:tc>
+        <w:tc>
+          <w:tcPr>
+            <w:tcMar>
+              <w:top w:type="dxa" w:w="30"/>
+              <w:left w:type="dxa" w:w="80"/>
+              <w:bottom w:type="dxa" w:w="30"/>
+              <w:right w:type="dxa" w:w="80"/>
+            </w:tcMar>
+          </w:tcPr>
+          <w:p>
+            <w:pPr>
+              <w:spacing w:after="0"/>
+            </w:pPr>
+            <w:r>
+              <w:rPr>
+                <w:rFonts w:ascii="Inter" w:cs="Inter" w:eastAsia="Inter" w:hAnsi="Inter"/>
+                <w:color w:val="454659"/>
+                <w:sz w:val="19"/>
+                <w:szCs w:val="19"/>
+              </w:rPr>
+              <w:t xml:space="preserve">product_master_harmonized, supplier_canonical</w:t>
+            </w:r>
+          </w:p>
+        </w:tc>
+        <w:tc>
+          <w:tcPr>
+            <w:tcMar>
+              <w:top w:type="dxa" w:w="30"/>
+              <w:left w:type="dxa" w:w="80"/>
+              <w:bottom w:type="dxa" w:w="30"/>
+              <w:right w:type="dxa" w:w="80"/>
+            </w:tcMar>
+          </w:tcPr>
+          <w:p>
+            <w:pPr>
+              <w:spacing w:after="0"/>
+            </w:pPr>
+            <w:r>
+              <w:rPr>
+                <w:rFonts w:ascii="Inter" w:cs="Inter" w:eastAsia="Inter" w:hAnsi="Inter"/>
+                <w:color w:val="454659"/>
+                <w:sz w:val="19"/>
+                <w:szCs w:val="19"/>
+              </w:rPr>
+              <w:t xml:space="preserve">1 hour</w:t>
+            </w:r>
+          </w:p>
+        </w:tc>
+        <w:tc>
+          <w:tcPr>
+            <w:tcMar>
+              <w:top w:type="dxa" w:w="30"/>
+              <w:left w:type="dxa" w:w="80"/>
+              <w:bottom w:type="dxa" w:w="30"/>
+              <w:right w:type="dxa" w:w="80"/>
+            </w:tcMar>
+          </w:tcPr>
+          <w:p>
+            <w:pPr>
+              <w:spacing w:after="0"/>
+            </w:pPr>
+            <w:r>
+              <w:rPr>
+                <w:rFonts w:ascii="Inter" w:cs="Inter" w:eastAsia="Inter" w:hAnsi="Inter"/>
+                <w:color w:val="454659"/>
+                <w:sz w:val="19"/>
+                <w:szCs w:val="19"/>
+              </w:rPr>
+              <w:t xml:space="preserve">Thomas Berger</w:t>
+            </w:r>
+          </w:p>
+        </w:tc>
+        <w:tc>
+          <w:tcPr>
+            <w:tcMar>
+              <w:top w:type="dxa" w:w="30"/>
+              <w:left w:type="dxa" w:w="80"/>
+              <w:bottom w:type="dxa" w:w="30"/>
+              <w:right w:type="dxa" w:w="80"/>
+            </w:tcMar>
+          </w:tcPr>
+          <w:p>
+            <w:pPr>
+              <w:spacing w:after="0"/>
+            </w:pPr>
+            <w:r>
+              <w:rPr>
+                <w:rFonts w:ascii="Inter" w:cs="Inter" w:eastAsia="Inter" w:hAnsi="Inter"/>
+                <w:color w:val="454659"/>
+                <w:sz w:val="19"/>
+                <w:szCs w:val="19"/>
+              </w:rPr>
+              <w:t xml:space="preserve">completeness_score, weight_complete, supplier_duplicate_flag by SKU</w:t>
+            </w:r>
+          </w:p>
+        </w:tc>
+      </w:tr>
+      <w:tr>
+        <w:tc>
+          <w:tcPr>
+            <w:shd w:color="F6F7F8" w:val="solid"/>
+            <w:tcMar>
+              <w:top w:type="dxa" w:w="30"/>
+              <w:left w:type="dxa" w:w="80"/>
+              <w:bottom w:type="dxa" w:w="30"/>
+              <w:right w:type="dxa" w:w="80"/>
+            </w:tcMar>
+          </w:tcPr>
+          <w:p>
+            <w:pPr>
+              <w:spacing w:after="0"/>
+            </w:pPr>
+            <w:r>
+              <w:rPr>
+                <w:rFonts w:ascii="Inter" w:cs="Inter" w:eastAsia="Inter" w:hAnsi="Inter"/>
+                <w:color w:val="454659"/>
+                <w:sz w:val="19"/>
+                <w:szCs w:val="19"/>
+              </w:rPr>
+              <w:t xml:space="preserve">compliance_traceability</w:t>
+            </w:r>
+          </w:p>
+        </w:tc>
+        <w:tc>
+          <w:tcPr>
+            <w:shd w:color="F6F7F8" w:val="solid"/>
+            <w:tcMar>
+              <w:top w:type="dxa" w:w="30"/>
+              <w:left w:type="dxa" w:w="80"/>
+              <w:bottom w:type="dxa" w:w="30"/>
+              <w:right w:type="dxa" w:w="80"/>
+            </w:tcMar>
+          </w:tcPr>
+          <w:p>
+            <w:pPr>
+              <w:spacing w:after="0"/>
+            </w:pPr>
+            <w:r>
+              <w:rPr>
+                <w:rFonts w:ascii="Inter" w:cs="Inter" w:eastAsia="Inter" w:hAnsi="Inter"/>
+                <w:color w:val="454659"/>
+                <w:sz w:val="19"/>
+                <w:szCs w:val="19"/>
+              </w:rPr>
+              <w:t xml:space="preserve">lot_trace_unified, inventory_reconciled</w:t>
+            </w:r>
+          </w:p>
+        </w:tc>
+        <w:tc>
+          <w:tcPr>
+            <w:shd w:color="F6F7F8" w:val="solid"/>
+            <w:tcMar>
+              <w:top w:type="dxa" w:w="30"/>
+              <w:left w:type="dxa" w:w="80"/>
+              <w:bottom w:type="dxa" w:w="30"/>
+              <w:right w:type="dxa" w:w="80"/>
+            </w:tcMar>
+          </w:tcPr>
+          <w:p>
+            <w:pPr>
+              <w:spacing w:after="0"/>
+            </w:pPr>
+            <w:r>
+              <w:rPr>
+                <w:rFonts w:ascii="Inter" w:cs="Inter" w:eastAsia="Inter" w:hAnsi="Inter"/>
+                <w:color w:val="454659"/>
+                <w:sz w:val="19"/>
+                <w:szCs w:val="19"/>
+              </w:rPr>
+              <w:t xml:space="preserve">30 min</w:t>
+            </w:r>
+          </w:p>
+        </w:tc>
+        <w:tc>
+          <w:tcPr>
+            <w:shd w:color="F6F7F8" w:val="solid"/>
+            <w:tcMar>
+              <w:top w:type="dxa" w:w="30"/>
+              <w:left w:type="dxa" w:w="80"/>
+              <w:bottom w:type="dxa" w:w="30"/>
+              <w:right w:type="dxa" w:w="80"/>
+            </w:tcMar>
+          </w:tcPr>
+          <w:p>
+            <w:pPr>
+              <w:spacing w:after="0"/>
+            </w:pPr>
+            <w:r>
+              <w:rPr>
+                <w:rFonts w:ascii="Inter" w:cs="Inter" w:eastAsia="Inter" w:hAnsi="Inter"/>
+                <w:color w:val="454659"/>
+                <w:sz w:val="19"/>
+                <w:szCs w:val="19"/>
+              </w:rPr>
+              <w:t xml:space="preserve">Dr. Elena Vasquez</w:t>
+            </w:r>
+          </w:p>
+        </w:tc>
+        <w:tc>
+          <w:tcPr>
+            <w:shd w:color="F6F7F8" w:val="solid"/>
+            <w:tcMar>
+              <w:top w:type="dxa" w:w="30"/>
+              <w:left w:type="dxa" w:w="80"/>
+              <w:bottom w:type="dxa" w:w="30"/>
+              <w:right w:type="dxa" w:w="80"/>
+            </w:tcMar>
+          </w:tcPr>
+          <w:p>
+            <w:pPr>
+              <w:spacing w:after="0"/>
+            </w:pPr>
+            <w:r>
+              <w:rPr>
+                <w:rFonts w:ascii="Inter" w:cs="Inter" w:eastAsia="Inter" w:hAnsi="Inter"/>
+                <w:color w:val="454659"/>
+                <w:sz w:val="19"/>
+                <w:szCs w:val="19"/>
+              </w:rPr>
+              <w:t xml:space="preserve">lot_capture_rate, trace_complete, recall_risk_flag, nvwa_applicable by lot</w:t>
+            </w:r>
+          </w:p>
+        </w:tc>
+      </w:tr>
+      <w:tr>
+        <w:tc>
+          <w:tcPr>
+            <w:tcMar>
+              <w:top w:type="dxa" w:w="30"/>
+              <w:left w:type="dxa" w:w="80"/>
+              <w:bottom w:type="dxa" w:w="30"/>
+              <w:right w:type="dxa" w:w="80"/>
+            </w:tcMar>
+          </w:tcPr>
+          <w:p>
+            <w:pPr>
+              <w:spacing w:after="0"/>
+            </w:pPr>
+            <w:r>
+              <w:rPr>
+                <w:rFonts w:ascii="Inter" w:cs="Inter" w:eastAsia="Inter" w:hAnsi="Inter"/>
+                <w:color w:val="454659"/>
+                <w:sz w:val="19"/>
+                <w:szCs w:val="19"/>
+              </w:rPr>
+              <w:t xml:space="preserve">pipeline_timestamp_audit</w:t>
+            </w:r>
+          </w:p>
+        </w:tc>
+        <w:tc>
+          <w:tcPr>
+            <w:tcMar>
+              <w:top w:type="dxa" w:w="30"/>
+              <w:left w:type="dxa" w:w="80"/>
+              <w:bottom w:type="dxa" w:w="30"/>
+              <w:right w:type="dxa" w:w="80"/>
+            </w:tcMar>
+          </w:tcPr>
+          <w:p>
+            <w:pPr>
+              <w:spacing w:after="0"/>
+            </w:pPr>
+            <w:r>
+              <w:rPr>
+                <w:rFonts w:ascii="Inter" w:cs="Inter" w:eastAsia="Inter" w:hAnsi="Inter"/>
+                <w:color w:val="454659"/>
+                <w:sz w:val="19"/>
+                <w:szCs w:val="19"/>
+              </w:rPr>
+              <w:t xml:space="preserve">timestamps_audit</w:t>
+            </w:r>
+          </w:p>
+        </w:tc>
+        <w:tc>
+          <w:tcPr>
+            <w:tcMar>
+              <w:top w:type="dxa" w:w="30"/>
+              <w:left w:type="dxa" w:w="80"/>
+              <w:bottom w:type="dxa" w:w="30"/>
+              <w:right w:type="dxa" w:w="80"/>
+            </w:tcMar>
+          </w:tcPr>
+          <w:p>
+            <w:pPr>
+              <w:spacing w:after="0"/>
+            </w:pPr>
+            <w:r>
+              <w:rPr>
+                <w:rFonts w:ascii="Inter" w:cs="Inter" w:eastAsia="Inter" w:hAnsi="Inter"/>
+                <w:color w:val="454659"/>
+                <w:sz w:val="19"/>
+                <w:szCs w:val="19"/>
+              </w:rPr>
+              <w:t xml:space="preserve">5 min</w:t>
+            </w:r>
+          </w:p>
+        </w:tc>
+        <w:tc>
+          <w:tcPr>
+            <w:tcMar>
+              <w:top w:type="dxa" w:w="30"/>
+              <w:left w:type="dxa" w:w="80"/>
+              <w:bottom w:type="dxa" w:w="30"/>
+              <w:right w:type="dxa" w:w="80"/>
+            </w:tcMar>
+          </w:tcPr>
+          <w:p>
+            <w:pPr>
+              <w:spacing w:after="0"/>
+            </w:pPr>
+            <w:r>
+              <w:rPr>
+                <w:rFonts w:ascii="Inter" w:cs="Inter" w:eastAsia="Inter" w:hAnsi="Inter"/>
+                <w:color w:val="454659"/>
+                <w:sz w:val="19"/>
+                <w:szCs w:val="19"/>
+              </w:rPr>
+              <w:t xml:space="preserve">Priya Ramanathan</w:t>
+            </w:r>
+          </w:p>
+        </w:tc>
+        <w:tc>
+          <w:tcPr>
+            <w:tcMar>
+              <w:top w:type="dxa" w:w="30"/>
+              <w:left w:type="dxa" w:w="80"/>
+              <w:bottom w:type="dxa" w:w="30"/>
+              <w:right w:type="dxa" w:w="80"/>
+            </w:tcMar>
+          </w:tcPr>
+          <w:p>
+            <w:pPr>
+              <w:spacing w:after="0"/>
+            </w:pPr>
+            <w:r>
+              <w:rPr>
+                <w:rFonts w:ascii="Inter" w:cs="Inter" w:eastAsia="Inter" w:hAnsi="Inter"/>
+                <w:color w:val="454659"/>
+                <w:sz w:val="19"/>
+                <w:szCs w:val="19"/>
+              </w:rPr>
+              <w:t xml:space="preserve">pipeline status, lag_minutes, timezone_anomalies, trust_score per pipeline</w:t>
+            </w:r>
+          </w:p>
+        </w:tc>
+      </w:tr>
+      <w:tr>
+        <w:tc>
+          <w:tcPr>
+            <w:shd w:color="F6F7F8" w:val="solid"/>
+            <w:tcMar>
+              <w:top w:type="dxa" w:w="30"/>
+              <w:left w:type="dxa" w:w="80"/>
+              <w:bottom w:type="dxa" w:w="30"/>
+              <w:right w:type="dxa" w:w="80"/>
+            </w:tcMar>
+          </w:tcPr>
+          <w:p>
+            <w:pPr>
+              <w:spacing w:after="0"/>
+            </w:pPr>
+            <w:r>
+              <w:rPr>
+                <w:rFonts w:ascii="Inter" w:cs="Inter" w:eastAsia="Inter" w:hAnsi="Inter"/>
+                <w:color w:val="454659"/>
+                <w:sz w:val="19"/>
+                <w:szCs w:val="19"/>
+              </w:rPr>
+              <w:t xml:space="preserve">customer_quality_index</w:t>
+            </w:r>
+          </w:p>
+        </w:tc>
+        <w:tc>
+          <w:tcPr>
+            <w:shd w:color="F6F7F8" w:val="solid"/>
+            <w:tcMar>
+              <w:top w:type="dxa" w:w="30"/>
+              <w:left w:type="dxa" w:w="80"/>
+              <w:bottom w:type="dxa" w:w="30"/>
+              <w:right w:type="dxa" w:w="80"/>
+            </w:tcMar>
+          </w:tcPr>
+          <w:p>
+            <w:pPr>
+              <w:spacing w:after="0"/>
+            </w:pPr>
+            <w:r>
+              <w:rPr>
+                <w:rFonts w:ascii="Inter" w:cs="Inter" w:eastAsia="Inter" w:hAnsi="Inter"/>
+                <w:color w:val="454659"/>
+                <w:sz w:val="19"/>
+                <w:szCs w:val="19"/>
+              </w:rPr>
+              <w:t xml:space="preserve">customers_deduped, orders_enriched, shipments_canonical</w:t>
+            </w:r>
+          </w:p>
+        </w:tc>
+        <w:tc>
+          <w:tcPr>
+            <w:shd w:color="F6F7F8" w:val="solid"/>
+            <w:tcMar>
+              <w:top w:type="dxa" w:w="30"/>
+              <w:left w:type="dxa" w:w="80"/>
+              <w:bottom w:type="dxa" w:w="30"/>
+              <w:right w:type="dxa" w:w="80"/>
+            </w:tcMar>
+          </w:tcPr>
+          <w:p>
+            <w:pPr>
+              <w:spacing w:after="0"/>
+            </w:pPr>
+            <w:r>
+              <w:rPr>
+                <w:rFonts w:ascii="Inter" w:cs="Inter" w:eastAsia="Inter" w:hAnsi="Inter"/>
+                <w:color w:val="454659"/>
+                <w:sz w:val="19"/>
+                <w:szCs w:val="19"/>
+              </w:rPr>
+              <w:t xml:space="preserve">1 hour</w:t>
+            </w:r>
+          </w:p>
+        </w:tc>
+        <w:tc>
+          <w:tcPr>
+            <w:shd w:color="F6F7F8" w:val="solid"/>
+            <w:tcMar>
+              <w:top w:type="dxa" w:w="30"/>
+              <w:left w:type="dxa" w:w="80"/>
+              <w:bottom w:type="dxa" w:w="30"/>
+              <w:right w:type="dxa" w:w="80"/>
+            </w:tcMar>
+          </w:tcPr>
+          <w:p>
+            <w:pPr>
+              <w:spacing w:after="0"/>
+            </w:pPr>
+            <w:r>
+              <w:rPr>
+                <w:rFonts w:ascii="Inter" w:cs="Inter" w:eastAsia="Inter" w:hAnsi="Inter"/>
+                <w:color w:val="454659"/>
+                <w:sz w:val="19"/>
+                <w:szCs w:val="19"/>
+              </w:rPr>
+              <w:t xml:space="preserve">Sophie Müller</w:t>
+            </w:r>
+          </w:p>
+        </w:tc>
+        <w:tc>
+          <w:tcPr>
+            <w:shd w:color="F6F7F8" w:val="solid"/>
+            <w:tcMar>
+              <w:top w:type="dxa" w:w="30"/>
+              <w:left w:type="dxa" w:w="80"/>
+              <w:bottom w:type="dxa" w:w="30"/>
+              <w:right w:type="dxa" w:w="80"/>
+            </w:tcMar>
+          </w:tcPr>
+          <w:p>
+            <w:pPr>
+              <w:spacing w:after="0"/>
+            </w:pPr>
+            <w:r>
+              <w:rPr>
+                <w:rFonts w:ascii="Inter" w:cs="Inter" w:eastAsia="Inter" w:hAnsi="Inter"/>
+                <w:color w:val="454659"/>
+                <w:sz w:val="19"/>
+                <w:szCs w:val="19"/>
+              </w:rPr>
+              <w:t xml:space="preserve">address_quality_score, delivery_failure_rate, wismo_rate, is_duplicate by customer</w:t>
             </w:r>
           </w:p>
         </w:tc>
@@ -13630,7 +14255,7 @@
                 <w:sz w:val="20"/>
                 <w:szCs w:val="20"/>
               </w:rPr>
-              <w:t xml:space="preserve">Trust Score: Each data product automatically receives a Trust Score based on 5 dimensions: Validity, Completeness, Discoverability, Usage, and AI-Specific quality. The Trust Score is visible in the Data Marketplace and helps consumers evaluate data fitness.</w:t>
+              <w:t xml:space="preserve">Trust Score: Each data product automatically receives a Qlik Trust Score based on 5 dimensions: Freshness (how recently data was updated), Completeness (null rate on key fields), Accuracy (validation rule pass rate), Consistency (cross-table reconciliation), and Timeliness (pipeline SLA adherence). The Trust Score is visible in the Data Marketplace and helps consumers evaluate data fitness for use.</w:t>
             </w:r>
           </w:p>
         </w:tc>

--- a/documents/MCG_Creation_Guide_Automations_Pipelines.docx
+++ b/documents/MCG_Creation_Guide_Automations_Pipelines.docx
@@ -5867,6 +5867,148 @@
                 <w:szCs w:val="20"/>
               </w:rPr>
               <w:t xml:space="preserve">Pipeline Summary: You should now have 8 active pipelines — 3 CDC (real-time), 2 streaming (real-time), and 3 API (15-min polling). All pipelines feed into the bronze schema of the Open Lakehouse.</w:t>
+            </w:r>
+          </w:p>
+        </w:tc>
+      </w:tr>
+    </w:tbl>
+    <w:p>
+      <w:pPr>
+        <w:spacing w:after="120" w:before="280"/>
+      </w:pPr>
+      <w:r>
+        <w:rPr>
+          <w:rFonts w:ascii="Inter" w:cs="Inter" w:eastAsia="Inter" w:hAnsi="Inter"/>
+          <w:b/>
+          <w:bCs/>
+          <w:color w:val="006580"/>
+          <w:sz w:val="26"/>
+          <w:szCs w:val="26"/>
+        </w:rPr>
+        <w:t xml:space="preserve">1.9 Automated Alternative: Declarative Pipeline Import (Pipelines as Code)</w:t>
+      </w:r>
+    </w:p>
+    <w:p>
+      <w:pPr>
+        <w:spacing w:after="120"/>
+        <w:jc w:val="left"/>
+      </w:pPr>
+      <w:r>
+        <w:rPr>
+          <w:rFonts w:ascii="Inter" w:cs="Inter" w:eastAsia="Inter" w:hAnsi="Inter"/>
+          <w:b w:val="false"/>
+          <w:bCs w:val="false"/>
+          <w:i w:val="false"/>
+          <w:iCs w:val="false"/>
+          <w:color w:val="454659"/>
+          <w:sz w:val="21"/>
+          <w:szCs w:val="21"/>
+        </w:rPr>
+        <w:t xml:space="preserve">Everything in Parts 1–3 of this guide can also be deployed without any manual UI work. The complete pipeline — landing tasks, all 8 transformation routes with custom SQL, daily schedules, and connection bindings — is defined as version-controlled YAML in deploy/pipelines/mcg-pipeline/ (QTCP declarative pipelines preview).</w:t>
+      </w:r>
+    </w:p>
+    <w:p>
+      <w:pPr>
+        <w:spacing w:after="120"/>
+        <w:jc w:val="left"/>
+      </w:pPr>
+      <w:r>
+        <w:rPr>
+          <w:rFonts w:ascii="Inter" w:cs="Inter" w:eastAsia="Inter" w:hAnsi="Inter"/>
+          <w:b w:val="false"/>
+          <w:bCs w:val="false"/>
+          <w:i w:val="false"/>
+          <w:iCs w:val="false"/>
+          <w:color w:val="454659"/>
+          <w:sz w:val="21"/>
+          <w:szCs w:val="21"/>
+        </w:rPr>
+        <w:t xml:space="preserve">Step 13 of npm run deploy drives the full chain over REST APIs: create connections → validate definitions → create the DI project → import the YAML → resolve bindings → prepare → start every task in dependency order (landing → transform → datamart) → attach the gold datasets to their Data Products. Four config.json flags control it (pipelines.prepare, pipelines.run, pipelines.attachDatasets, pipelines.publishDataProducts), all exposed as toggles on the deploy UI's Data Products page.</w:t>
+      </w:r>
+    </w:p>
+    <w:p>
+      <w:pPr>
+        <w:spacing w:after="120"/>
+        <w:jc w:val="left"/>
+      </w:pPr>
+      <w:r>
+        <w:rPr>
+          <w:rFonts w:ascii="Inter" w:cs="Inter" w:eastAsia="Inter" w:hAnsi="Inter"/>
+          <w:b w:val="false"/>
+          <w:bCs w:val="false"/>
+          <w:i w:val="false"/>
+          <w:iCs w:val="false"/>
+          <w:color w:val="454659"/>
+          <w:sz w:val="21"/>
+          <w:szCs w:val="21"/>
+        </w:rPr>
+        <w:t xml:space="preserve">Daily refresh schedules are declared in the YAML itself (silver 05:30 UTC, gold 06:00 UTC, alongside event-based cascades) — there is no REST endpoint for DI schedules, so the YAML is the source of truth. For a credential-free manual import, npm run pipeline:zip packages mcg-pipeline.zip for Data Integration → Import; after refining transformations in the UI, npm run deploy:export-pipeline round-trips them back into the repo.</w:t>
+      </w:r>
+    </w:p>
+    <w:tbl>
+      <w:tblPr>
+        <w:tblW w:type="pct" w:w="100%"/>
+        <w:tblBorders>
+          <w:top w:val="single" w:color="auto" w:sz="4"/>
+          <w:left w:val="single" w:color="auto" w:sz="4"/>
+          <w:bottom w:val="single" w:color="auto" w:sz="4"/>
+          <w:right w:val="single" w:color="auto" w:sz="4"/>
+          <w:insideH w:val="single" w:color="auto" w:sz="4"/>
+          <w:insideV w:val="single" w:color="auto" w:sz="4"/>
+        </w:tblBorders>
+      </w:tblPr>
+      <w:tblGrid>
+        <w:gridCol w:w="100"/>
+        <w:gridCol w:w="100"/>
+      </w:tblGrid>
+      <w:tr>
+        <w:tc>
+          <w:tcPr>
+            <w:tcW w:type="pct" w:w="1%"/>
+            <w:tcBorders>
+              <w:top w:val="none"/>
+              <w:left w:val="none"/>
+              <w:bottom w:val="none"/>
+              <w:right w:val="none"/>
+            </w:tcBorders>
+            <w:shd w:color="006580" w:val="solid"/>
+          </w:tcPr>
+          <w:p>
+            <w:pPr>
+              <w:spacing w:after="0"/>
+            </w:pPr>
+            <w:r>
+              <w:rPr>
+                <w:sz w:val="10"/>
+                <w:szCs w:val="10"/>
+              </w:rPr>
+              <w:t xml:space="preserve"> </w:t>
+            </w:r>
+          </w:p>
+        </w:tc>
+        <w:tc>
+          <w:tcPr>
+            <w:tcW w:type="pct" w:w="99%"/>
+            <w:shd w:color="F6F7F8" w:val="solid"/>
+            <w:tcMar>
+              <w:top w:type="dxa" w:w="80"/>
+              <w:left w:type="dxa" w:w="120"/>
+              <w:bottom w:type="dxa" w:w="80"/>
+              <w:right w:type="dxa" w:w="120"/>
+            </w:tcMar>
+          </w:tcPr>
+          <w:p>
+            <w:pPr>
+              <w:spacing w:after="0"/>
+            </w:pPr>
+            <w:r>
+              <w:rPr>
+                <w:rFonts w:ascii="Inter" w:cs="Inter" w:eastAsia="Inter" w:hAnsi="Inter"/>
+                <w:color w:val="454659"/>
+                <w:sz w:val="20"/>
+                <w:szCs w:val="20"/>
+              </w:rPr>
+              <w:t xml:space="preserve">Use this guide's manual Parts 1–3 to learn and demonstrate the workflow interactively; use the declarative import to stand up a fresh tenant in minutes or to reset a demo environment to a known-good state.</w:t>
             </w:r>
           </w:p>
         </w:tc>
@@ -6162,32 +6304,32 @@
                 <w:sz w:val="19"/>
                 <w:szCs w:val="19"/>
               </w:rPr>
-              <w:t xml:space="preserve">inventory_positions, warehouse_events, shipments, iot_cold_chain</w:t>
-            </w:r>
-          </w:p>
-        </w:tc>
-        <w:tc>
-          <w:tcPr>
-            <w:shd w:color="F6F7F8" w:val="solid"/>
-            <w:tcMar>
-              <w:top w:type="dxa" w:w="30"/>
-              <w:left w:type="dxa" w:w="80"/>
-              <w:bottom w:type="dxa" w:w="30"/>
-              <w:right w:type="dxa" w:w="80"/>
-            </w:tcMar>
-          </w:tcPr>
-          <w:p>
-            <w:pPr>
-              <w:spacing w:after="0"/>
-            </w:pPr>
-            <w:r>
-              <w:rPr>
-                <w:rFonts w:ascii="Inter" w:cs="Inter" w:eastAsia="Inter" w:hAnsi="Inter"/>
-                <w:color w:val="454659"/>
-                <w:sz w:val="19"/>
-                <w:szCs w:val="19"/>
-              </w:rPr>
-              <w:t xml:space="preserve">timestamps_audit</w:t>
+              <w:t xml:space="preserve">warehouse_events</w:t>
+            </w:r>
+          </w:p>
+        </w:tc>
+        <w:tc>
+          <w:tcPr>
+            <w:shd w:color="F6F7F8" w:val="solid"/>
+            <w:tcMar>
+              <w:top w:type="dxa" w:w="30"/>
+              <w:left w:type="dxa" w:w="80"/>
+              <w:bottom w:type="dxa" w:w="30"/>
+              <w:right w:type="dxa" w:w="80"/>
+            </w:tcMar>
+          </w:tcPr>
+          <w:p>
+            <w:pPr>
+              <w:spacing w:after="0"/>
+            </w:pPr>
+            <w:r>
+              <w:rPr>
+                <w:rFonts w:ascii="Inter" w:cs="Inter" w:eastAsia="Inter" w:hAnsi="Inter"/>
+                <w:color w:val="454659"/>
+                <w:sz w:val="19"/>
+                <w:szCs w:val="19"/>
+              </w:rPr>
+              <w:t xml:space="preserve">warehouse_events_clean</w:t>
             </w:r>
           </w:p>
         </w:tc>
@@ -6411,32 +6553,32 @@
                 <w:sz w:val="19"/>
                 <w:szCs w:val="19"/>
               </w:rPr>
-              <w:t xml:space="preserve">sf_contacts, sf_orders</w:t>
-            </w:r>
-          </w:p>
-        </w:tc>
-        <w:tc>
-          <w:tcPr>
-            <w:shd w:color="F6F7F8" w:val="solid"/>
-            <w:tcMar>
-              <w:top w:type="dxa" w:w="30"/>
-              <w:left w:type="dxa" w:w="80"/>
-              <w:bottom w:type="dxa" w:w="30"/>
-              <w:right w:type="dxa" w:w="80"/>
-            </w:tcMar>
-          </w:tcPr>
-          <w:p>
-            <w:pPr>
-              <w:spacing w:after="0"/>
-            </w:pPr>
-            <w:r>
-              <w:rPr>
-                <w:rFonts w:ascii="Inter" w:cs="Inter" w:eastAsia="Inter" w:hAnsi="Inter"/>
-                <w:color w:val="454659"/>
-                <w:sz w:val="19"/>
-                <w:szCs w:val="19"/>
-              </w:rPr>
-              <w:t xml:space="preserve">customers_deduped</w:t>
+              <w:t xml:space="preserve">sf_contacts</w:t>
+            </w:r>
+          </w:p>
+        </w:tc>
+        <w:tc>
+          <w:tcPr>
+            <w:shd w:color="F6F7F8" w:val="solid"/>
+            <w:tcMar>
+              <w:top w:type="dxa" w:w="30"/>
+              <w:left w:type="dxa" w:w="80"/>
+              <w:bottom w:type="dxa" w:w="30"/>
+              <w:right w:type="dxa" w:w="80"/>
+            </w:tcMar>
+          </w:tcPr>
+          <w:p>
+            <w:pPr>
+              <w:spacing w:after="0"/>
+            </w:pPr>
+            <w:r>
+              <w:rPr>
+                <w:rFonts w:ascii="Inter" w:cs="Inter" w:eastAsia="Inter" w:hAnsi="Inter"/>
+                <w:color w:val="454659"/>
+                <w:sz w:val="19"/>
+                <w:szCs w:val="19"/>
+              </w:rPr>
+              <w:t xml:space="preserve">addresses_standardized</w:t>
             </w:r>
           </w:p>
         </w:tc>
@@ -7033,31 +7175,31 @@
                 <w:sz w:val="19"/>
                 <w:szCs w:val="19"/>
               </w:rPr>
-              <w:t xml:space="preserve">orders_enriched, shipments_canonical, iot_normalized, inventory_reconciled</w:t>
-            </w:r>
-          </w:p>
-        </w:tc>
-        <w:tc>
-          <w:tcPr>
-            <w:tcMar>
-              <w:top w:type="dxa" w:w="30"/>
-              <w:left w:type="dxa" w:w="80"/>
-              <w:bottom w:type="dxa" w:w="30"/>
-              <w:right w:type="dxa" w:w="80"/>
-            </w:tcMar>
-          </w:tcPr>
-          <w:p>
-            <w:pPr>
-              <w:spacing w:after="0"/>
-            </w:pPr>
-            <w:r>
-              <w:rPr>
-                <w:rFonts w:ascii="Inter" w:cs="Inter" w:eastAsia="Inter" w:hAnsi="Inter"/>
-                <w:color w:val="454659"/>
-                <w:sz w:val="19"/>
-                <w:szCs w:val="19"/>
-              </w:rPr>
-              <w:t xml:space="preserve">orders_enriched (enriched)</w:t>
+              <w:t xml:space="preserve">sf_orders, shipments</w:t>
+            </w:r>
+          </w:p>
+        </w:tc>
+        <w:tc>
+          <w:tcPr>
+            <w:tcMar>
+              <w:top w:type="dxa" w:w="30"/>
+              <w:left w:type="dxa" w:w="80"/>
+              <w:bottom w:type="dxa" w:w="30"/>
+              <w:right w:type="dxa" w:w="80"/>
+            </w:tcMar>
+          </w:tcPr>
+          <w:p>
+            <w:pPr>
+              <w:spacing w:after="0"/>
+            </w:pPr>
+            <w:r>
+              <w:rPr>
+                <w:rFonts w:ascii="Inter" w:cs="Inter" w:eastAsia="Inter" w:hAnsi="Inter"/>
+                <w:color w:val="454659"/>
+                <w:sz w:val="19"/>
+                <w:szCs w:val="19"/>
+              </w:rPr>
+              <w:t xml:space="preserve">order_delivery_timeline</w:t>
             </w:r>
           </w:p>
         </w:tc>
@@ -7219,7 +7361,7 @@
           <w:sz w:val="21"/>
           <w:szCs w:val="21"/>
         </w:rPr>
-        <w:t xml:space="preserve">Source tables: Select bronze.inventory_positions, bronze.warehouse_events, bronze.shipments, bronze.iot_cold_chain</w:t>
+        <w:t xml:space="preserve">Source table: Select bronze.warehouse_events (the event stream carrying all 9 DCs' local-time stamps)</w:t>
       </w:r>
     </w:p>
     <w:p>
@@ -7275,7 +7417,7 @@
           <w:sz w:val="21"/>
           <w:szCs w:val="21"/>
         </w:rPr>
-        <w:t xml:space="preserve">Target: silver.timestamps_audit</w:t>
+        <w:t xml:space="preserve">Target: silver.warehouse_events_clean</w:t>
       </w:r>
     </w:p>
     <w:p>
@@ -7446,7 +7588,7 @@
           <w:sz w:val="22"/>
           <w:szCs w:val="22"/>
         </w:rPr>
-        <w:t xml:space="preserve">Output Columns</w:t>
+        <w:t xml:space="preserve">Key Output Columns</w:t>
       </w:r>
     </w:p>
     <w:tbl>
@@ -7574,7 +7716,7 @@
                 <w:sz w:val="19"/>
                 <w:szCs w:val="19"/>
               </w:rPr>
-              <w:t xml:space="preserve">original_value</w:t>
+              <w:t xml:space="preserve">event_id</w:t>
             </w:r>
           </w:p>
         </w:tc>
@@ -7624,7 +7766,7 @@
                 <w:sz w:val="19"/>
                 <w:szCs w:val="19"/>
               </w:rPr>
-              <w:t xml:space="preserve">Raw timestamp from source system</w:t>
+              <w:t xml:space="preserve">Event identifier from the WMS</w:t>
             </w:r>
           </w:p>
         </w:tc>
@@ -7650,7 +7792,7 @@
                 <w:sz w:val="19"/>
                 <w:szCs w:val="19"/>
               </w:rPr>
-              <w:t xml:space="preserve">source_system</w:t>
+              <w:t xml:space="preserve">event_type</w:t>
             </w:r>
           </w:p>
         </w:tc>
@@ -7698,7 +7840,7 @@
                 <w:sz w:val="19"/>
                 <w:szCs w:val="19"/>
               </w:rPr>
-              <w:t xml:space="preserve">Source identifier (PostgreSQL/Kafka/Salesforce)</w:t>
+              <w:t xml:space="preserve">Canonicalized event type (RECEIVE/PICK/ADJUST/CYCLE_COUNT/SHIP)</w:t>
             </w:r>
           </w:p>
         </w:tc>
@@ -7725,57 +7867,57 @@
                 <w:sz w:val="19"/>
                 <w:szCs w:val="19"/>
               </w:rPr>
-              <w:t xml:space="preserve">detected_tz</w:t>
-            </w:r>
-          </w:p>
-        </w:tc>
-        <w:tc>
-          <w:tcPr>
-            <w:shd w:color="F6F7F8" w:val="solid"/>
-            <w:tcMar>
-              <w:top w:type="dxa" w:w="30"/>
-              <w:left w:type="dxa" w:w="80"/>
-              <w:bottom w:type="dxa" w:w="30"/>
-              <w:right w:type="dxa" w:w="80"/>
-            </w:tcMar>
-          </w:tcPr>
-          <w:p>
-            <w:pPr>
-              <w:spacing w:after="0"/>
-            </w:pPr>
-            <w:r>
-              <w:rPr>
-                <w:rFonts w:ascii="Inter" w:cs="Inter" w:eastAsia="Inter" w:hAnsi="Inter"/>
-                <w:color w:val="454659"/>
-                <w:sz w:val="19"/>
-                <w:szCs w:val="19"/>
-              </w:rPr>
-              <w:t xml:space="preserve">VARCHAR</w:t>
-            </w:r>
-          </w:p>
-        </w:tc>
-        <w:tc>
-          <w:tcPr>
-            <w:shd w:color="F6F7F8" w:val="solid"/>
-            <w:tcMar>
-              <w:top w:type="dxa" w:w="30"/>
-              <w:left w:type="dxa" w:w="80"/>
-              <w:bottom w:type="dxa" w:w="30"/>
-              <w:right w:type="dxa" w:w="80"/>
-            </w:tcMar>
-          </w:tcPr>
-          <w:p>
-            <w:pPr>
-              <w:spacing w:after="0"/>
-            </w:pPr>
-            <w:r>
-              <w:rPr>
-                <w:rFonts w:ascii="Inter" w:cs="Inter" w:eastAsia="Inter" w:hAnsi="Inter"/>
-                <w:color w:val="454659"/>
-                <w:sz w:val="19"/>
-                <w:szCs w:val="19"/>
-              </w:rPr>
-              <w:t xml:space="preserve">Detected or applied timezone</w:t>
+              <w:t xml:space="preserve">event_timestamp</w:t>
+            </w:r>
+          </w:p>
+        </w:tc>
+        <w:tc>
+          <w:tcPr>
+            <w:shd w:color="F6F7F8" w:val="solid"/>
+            <w:tcMar>
+              <w:top w:type="dxa" w:w="30"/>
+              <w:left w:type="dxa" w:w="80"/>
+              <w:bottom w:type="dxa" w:w="30"/>
+              <w:right w:type="dxa" w:w="80"/>
+            </w:tcMar>
+          </w:tcPr>
+          <w:p>
+            <w:pPr>
+              <w:spacing w:after="0"/>
+            </w:pPr>
+            <w:r>
+              <w:rPr>
+                <w:rFonts w:ascii="Inter" w:cs="Inter" w:eastAsia="Inter" w:hAnsi="Inter"/>
+                <w:color w:val="454659"/>
+                <w:sz w:val="19"/>
+                <w:szCs w:val="19"/>
+              </w:rPr>
+              <w:t xml:space="preserve">TIMESTAMP</w:t>
+            </w:r>
+          </w:p>
+        </w:tc>
+        <w:tc>
+          <w:tcPr>
+            <w:shd w:color="F6F7F8" w:val="solid"/>
+            <w:tcMar>
+              <w:top w:type="dxa" w:w="30"/>
+              <w:left w:type="dxa" w:w="80"/>
+              <w:bottom w:type="dxa" w:w="30"/>
+              <w:right w:type="dxa" w:w="80"/>
+            </w:tcMar>
+          </w:tcPr>
+          <w:p>
+            <w:pPr>
+              <w:spacing w:after="0"/>
+            </w:pPr>
+            <w:r>
+              <w:rPr>
+                <w:rFonts w:ascii="Inter" w:cs="Inter" w:eastAsia="Inter" w:hAnsi="Inter"/>
+                <w:color w:val="454659"/>
+                <w:sz w:val="19"/>
+                <w:szCs w:val="19"/>
+              </w:rPr>
+              <w:t xml:space="preserve">Original local-time stamp as recorded by the DC</w:t>
             </w:r>
           </w:p>
         </w:tc>
@@ -7801,55 +7943,55 @@
                 <w:sz w:val="19"/>
                 <w:szCs w:val="19"/>
               </w:rPr>
-              <w:t xml:space="preserve">normalized_utc</w:t>
-            </w:r>
-          </w:p>
-        </w:tc>
-        <w:tc>
-          <w:tcPr>
-            <w:tcMar>
-              <w:top w:type="dxa" w:w="30"/>
-              <w:left w:type="dxa" w:w="80"/>
-              <w:bottom w:type="dxa" w:w="30"/>
-              <w:right w:type="dxa" w:w="80"/>
-            </w:tcMar>
-          </w:tcPr>
-          <w:p>
-            <w:pPr>
-              <w:spacing w:after="0"/>
-            </w:pPr>
-            <w:r>
-              <w:rPr>
-                <w:rFonts w:ascii="Inter" w:cs="Inter" w:eastAsia="Inter" w:hAnsi="Inter"/>
-                <w:color w:val="454659"/>
-                <w:sz w:val="19"/>
-                <w:szCs w:val="19"/>
-              </w:rPr>
-              <w:t xml:space="preserve">TIMESTAMP WITH TZ</w:t>
-            </w:r>
-          </w:p>
-        </w:tc>
-        <w:tc>
-          <w:tcPr>
-            <w:tcMar>
-              <w:top w:type="dxa" w:w="30"/>
-              <w:left w:type="dxa" w:w="80"/>
-              <w:bottom w:type="dxa" w:w="30"/>
-              <w:right w:type="dxa" w:w="80"/>
-            </w:tcMar>
-          </w:tcPr>
-          <w:p>
-            <w:pPr>
-              <w:spacing w:after="0"/>
-            </w:pPr>
-            <w:r>
-              <w:rPr>
-                <w:rFonts w:ascii="Inter" w:cs="Inter" w:eastAsia="Inter" w:hAnsi="Inter"/>
-                <w:color w:val="454659"/>
-                <w:sz w:val="19"/>
-                <w:szCs w:val="19"/>
-              </w:rPr>
-              <w:t xml:space="preserve">Final UTC timestamp</w:t>
+              <w:t xml:space="preserve">tz_offset_hours</w:t>
+            </w:r>
+          </w:p>
+        </w:tc>
+        <w:tc>
+          <w:tcPr>
+            <w:tcMar>
+              <w:top w:type="dxa" w:w="30"/>
+              <w:left w:type="dxa" w:w="80"/>
+              <w:bottom w:type="dxa" w:w="30"/>
+              <w:right w:type="dxa" w:w="80"/>
+            </w:tcMar>
+          </w:tcPr>
+          <w:p>
+            <w:pPr>
+              <w:spacing w:after="0"/>
+            </w:pPr>
+            <w:r>
+              <w:rPr>
+                <w:rFonts w:ascii="Inter" w:cs="Inter" w:eastAsia="Inter" w:hAnsi="Inter"/>
+                <w:color w:val="454659"/>
+                <w:sz w:val="19"/>
+                <w:szCs w:val="19"/>
+              </w:rPr>
+              <w:t xml:space="preserve">INTEGER</w:t>
+            </w:r>
+          </w:p>
+        </w:tc>
+        <w:tc>
+          <w:tcPr>
+            <w:tcMar>
+              <w:top w:type="dxa" w:w="30"/>
+              <w:left w:type="dxa" w:w="80"/>
+              <w:bottom w:type="dxa" w:w="30"/>
+              <w:right w:type="dxa" w:w="80"/>
+            </w:tcMar>
+          </w:tcPr>
+          <w:p>
+            <w:pPr>
+              <w:spacing w:after="0"/>
+            </w:pPr>
+            <w:r>
+              <w:rPr>
+                <w:rFonts w:ascii="Inter" w:cs="Inter" w:eastAsia="Inter" w:hAnsi="Inter"/>
+                <w:color w:val="454659"/>
+                <w:sz w:val="19"/>
+                <w:szCs w:val="19"/>
+              </w:rPr>
+              <w:t xml:space="preserve">Timezone offset applied per warehouse (audit trail)</w:t>
             </w:r>
           </w:p>
         </w:tc>
@@ -7876,57 +8018,57 @@
                 <w:sz w:val="19"/>
                 <w:szCs w:val="19"/>
               </w:rPr>
-              <w:t xml:space="preserve">table_name</w:t>
-            </w:r>
-          </w:p>
-        </w:tc>
-        <w:tc>
-          <w:tcPr>
-            <w:shd w:color="F6F7F8" w:val="solid"/>
-            <w:tcMar>
-              <w:top w:type="dxa" w:w="30"/>
-              <w:left w:type="dxa" w:w="80"/>
-              <w:bottom w:type="dxa" w:w="30"/>
-              <w:right w:type="dxa" w:w="80"/>
-            </w:tcMar>
-          </w:tcPr>
-          <w:p>
-            <w:pPr>
-              <w:spacing w:after="0"/>
-            </w:pPr>
-            <w:r>
-              <w:rPr>
-                <w:rFonts w:ascii="Inter" w:cs="Inter" w:eastAsia="Inter" w:hAnsi="Inter"/>
-                <w:color w:val="454659"/>
-                <w:sz w:val="19"/>
-                <w:szCs w:val="19"/>
-              </w:rPr>
-              <w:t xml:space="preserve">VARCHAR</w:t>
-            </w:r>
-          </w:p>
-        </w:tc>
-        <w:tc>
-          <w:tcPr>
-            <w:shd w:color="F6F7F8" w:val="solid"/>
-            <w:tcMar>
-              <w:top w:type="dxa" w:w="30"/>
-              <w:left w:type="dxa" w:w="80"/>
-              <w:bottom w:type="dxa" w:w="30"/>
-              <w:right w:type="dxa" w:w="80"/>
-            </w:tcMar>
-          </w:tcPr>
-          <w:p>
-            <w:pPr>
-              <w:spacing w:after="0"/>
-            </w:pPr>
-            <w:r>
-              <w:rPr>
-                <w:rFonts w:ascii="Inter" w:cs="Inter" w:eastAsia="Inter" w:hAnsi="Inter"/>
-                <w:color w:val="454659"/>
-                <w:sz w:val="19"/>
-                <w:szCs w:val="19"/>
-              </w:rPr>
-              <w:t xml:space="preserve">Source table name</w:t>
+              <w:t xml:space="preserve">event_timestamp_utc</w:t>
+            </w:r>
+          </w:p>
+        </w:tc>
+        <w:tc>
+          <w:tcPr>
+            <w:shd w:color="F6F7F8" w:val="solid"/>
+            <w:tcMar>
+              <w:top w:type="dxa" w:w="30"/>
+              <w:left w:type="dxa" w:w="80"/>
+              <w:bottom w:type="dxa" w:w="30"/>
+              <w:right w:type="dxa" w:w="80"/>
+            </w:tcMar>
+          </w:tcPr>
+          <w:p>
+            <w:pPr>
+              <w:spacing w:after="0"/>
+            </w:pPr>
+            <w:r>
+              <w:rPr>
+                <w:rFonts w:ascii="Inter" w:cs="Inter" w:eastAsia="Inter" w:hAnsi="Inter"/>
+                <w:color w:val="454659"/>
+                <w:sz w:val="19"/>
+                <w:szCs w:val="19"/>
+              </w:rPr>
+              <w:t xml:space="preserve">TIMESTAMP</w:t>
+            </w:r>
+          </w:p>
+        </w:tc>
+        <w:tc>
+          <w:tcPr>
+            <w:shd w:color="F6F7F8" w:val="solid"/>
+            <w:tcMar>
+              <w:top w:type="dxa" w:w="30"/>
+              <w:left w:type="dxa" w:w="80"/>
+              <w:bottom w:type="dxa" w:w="30"/>
+              <w:right w:type="dxa" w:w="80"/>
+            </w:tcMar>
+          </w:tcPr>
+          <w:p>
+            <w:pPr>
+              <w:spacing w:after="0"/>
+            </w:pPr>
+            <w:r>
+              <w:rPr>
+                <w:rFonts w:ascii="Inter" w:cs="Inter" w:eastAsia="Inter" w:hAnsi="Inter"/>
+                <w:color w:val="454659"/>
+                <w:sz w:val="19"/>
+                <w:szCs w:val="19"/>
+              </w:rPr>
+              <w:t xml:space="preserve">Final normalized UTC timestamp</w:t>
             </w:r>
           </w:p>
         </w:tc>
@@ -7952,7 +8094,7 @@
                 <w:sz w:val="19"/>
                 <w:szCs w:val="19"/>
               </w:rPr>
-              <w:t xml:space="preserve">record_id</w:t>
+              <w:t xml:space="preserve">location_bin</w:t>
             </w:r>
           </w:p>
         </w:tc>
@@ -8000,7 +8142,7 @@
                 <w:sz w:val="19"/>
                 <w:szCs w:val="19"/>
               </w:rPr>
-              <w:t xml:space="preserve">Primary key from source</w:t>
+              <w:t xml:space="preserve">Bin reference normalized to dash-separated format</w:t>
             </w:r>
           </w:p>
         </w:tc>
@@ -8069,7 +8211,7 @@
                 <w:sz w:val="20"/>
                 <w:szCs w:val="20"/>
               </w:rPr>
-              <w:t xml:space="preserve">[Screenshot: Timestamp normalization data flow showing 4 Bronze inputs merging into silver.timestamps_audit]</w:t>
+              <w:t xml:space="preserve">[Screenshot: Timestamp normalization data flow showing bronze.warehouse_events transformed into silver.warehouse_events_clean with UTC audit columns]</w:t>
             </w:r>
           </w:p>
         </w:tc>
@@ -13064,7 +13206,7 @@
                 <w:sz w:val="19"/>
                 <w:szCs w:val="19"/>
               </w:rPr>
-              <w:t xml:space="preserve">inventory_reconciled, timestamps_audit</w:t>
+              <w:t xml:space="preserve">inventory_reconciled, warehouse_events_clean</w:t>
             </w:r>
           </w:p>
         </w:tc>
@@ -13189,7 +13331,7 @@
                 <w:sz w:val="19"/>
                 <w:szCs w:val="19"/>
               </w:rPr>
-              <w:t xml:space="preserve">shipments_canonical, orders_enriched, customers_deduped</w:t>
+              <w:t xml:space="preserve">order_delivery_timeline, shipments_canonical, addresses_standardized</w:t>
             </w:r>
           </w:p>
         </w:tc>
@@ -13438,7 +13580,7 @@
                 <w:sz w:val="19"/>
                 <w:szCs w:val="19"/>
               </w:rPr>
-              <w:t xml:space="preserve">product_master_harmonized, supplier_canonical</w:t>
+              <w:t xml:space="preserve">products_harmonized, suppliers_deduped</w:t>
             </w:r>
           </w:p>
         </w:tc>
@@ -13562,7 +13704,7 @@
                 <w:sz w:val="19"/>
                 <w:szCs w:val="19"/>
               </w:rPr>
-              <w:t xml:space="preserve">lot_trace_unified, inventory_reconciled</w:t>
+              <w:t xml:space="preserve">inventory_reconciled, products_harmonized</w:t>
             </w:r>
           </w:p>
         </w:tc>
@@ -13687,7 +13829,7 @@
                 <w:sz w:val="19"/>
                 <w:szCs w:val="19"/>
               </w:rPr>
-              <w:t xml:space="preserve">timestamps_audit</w:t>
+              <w:t xml:space="preserve">warehouse_events_clean</w:t>
             </w:r>
           </w:p>
         </w:tc>
@@ -13811,7 +13953,7 @@
                 <w:sz w:val="19"/>
                 <w:szCs w:val="19"/>
               </w:rPr>
-              <w:t xml:space="preserve">customers_deduped, orders_enriched, shipments_canonical</w:t>
+              <w:t xml:space="preserve">addresses_standardized, order_delivery_timeline, shipments_canonical</w:t>
             </w:r>
           </w:p>
         </w:tc>
@@ -18678,7 +18820,7 @@
                 <w:sz w:val="19"/>
                 <w:szCs w:val="19"/>
               </w:rPr>
-              <w:t xml:space="preserve">POST /api/v1/talend/jobs/&lt;address-validation-job-id&gt;/run with parameters: input_source=stewardship_batch, record_ids, source_table=silver.customers_deduped</w:t>
+              <w:t xml:space="preserve">POST /api/v1/talend/jobs/&lt;address-validation-job-id&gt;/run with parameters: input_source=stewardship_batch, record_ids, source_table=silver.addresses_standardized</w:t>
             </w:r>
           </w:p>
         </w:tc>
@@ -19054,7 +19196,7 @@
                 <w:sz w:val="19"/>
                 <w:szCs w:val="19"/>
               </w:rPr>
-              <w:t xml:space="preserve">Refresh downstream tables: silver.orders_enriched, gold.last_mile_performance</w:t>
+              <w:t xml:space="preserve">Refresh downstream tables: silver.order_delivery_timeline, gold.last_mile_performance</w:t>
             </w:r>
           </w:p>
         </w:tc>
@@ -19300,7 +19442,7 @@
                 <w:sz w:val="19"/>
                 <w:szCs w:val="19"/>
               </w:rPr>
-              <w:t xml:space="preserve">silver.customers_deduped</w:t>
+              <w:t xml:space="preserve">silver.addresses_standardized</w:t>
             </w:r>
           </w:p>
         </w:tc>

--- a/documents/MCG_Creation_Guide_Automations_Pipelines.docx
+++ b/documents/MCG_Creation_Guide_Automations_Pipelines.docx
@@ -393,6 +393,75 @@
         <w:t xml:space="preserve">This guide provides step-by-step instructions for creating all data pipelines, transformation routes, table recipes, and automations in Qlik Cloud for the Meridian Commerce Group demo environment.</w:t>
       </w:r>
     </w:p>
+    <w:tbl>
+      <w:tblPr>
+        <w:tblW w:type="pct" w:w="100%"/>
+        <w:tblBorders>
+          <w:top w:val="single" w:color="auto" w:sz="4"/>
+          <w:left w:val="single" w:color="auto" w:sz="4"/>
+          <w:bottom w:val="single" w:color="auto" w:sz="4"/>
+          <w:right w:val="single" w:color="auto" w:sz="4"/>
+          <w:insideH w:val="single" w:color="auto" w:sz="4"/>
+          <w:insideV w:val="single" w:color="auto" w:sz="4"/>
+        </w:tblBorders>
+      </w:tblPr>
+      <w:tblGrid>
+        <w:gridCol w:w="100"/>
+        <w:gridCol w:w="100"/>
+      </w:tblGrid>
+      <w:tr>
+        <w:tc>
+          <w:tcPr>
+            <w:tcW w:type="pct" w:w="1%"/>
+            <w:tcBorders>
+              <w:top w:val="none"/>
+              <w:left w:val="none"/>
+              <w:bottom w:val="none"/>
+              <w:right w:val="none"/>
+            </w:tcBorders>
+            <w:shd w:color="006580" w:val="solid"/>
+          </w:tcPr>
+          <w:p>
+            <w:pPr>
+              <w:spacing w:after="0"/>
+            </w:pPr>
+            <w:r>
+              <w:rPr>
+                <w:sz w:val="10"/>
+                <w:szCs w:val="10"/>
+              </w:rPr>
+              <w:t xml:space="preserve"> </w:t>
+            </w:r>
+          </w:p>
+        </w:tc>
+        <w:tc>
+          <w:tcPr>
+            <w:tcW w:type="pct" w:w="99%"/>
+            <w:shd w:color="F6F7F8" w:val="solid"/>
+            <w:tcMar>
+              <w:top w:type="dxa" w:w="80"/>
+              <w:left w:type="dxa" w:w="120"/>
+              <w:bottom w:type="dxa" w:w="80"/>
+              <w:right w:type="dxa" w:w="120"/>
+            </w:tcMar>
+          </w:tcPr>
+          <w:p>
+            <w:pPr>
+              <w:spacing w:after="0"/>
+            </w:pPr>
+            <w:r>
+              <w:rPr>
+                <w:rFonts w:ascii="Inter" w:cs="Inter" w:eastAsia="Inter" w:hAnsi="Inter"/>
+                <w:color w:val="454659"/>
+                <w:sz w:val="20"/>
+                <w:szCs w:val="20"/>
+              </w:rPr>
+              <w:t xml:space="preserve">The primary deployment method for the MCG pipeline is the declarative import (section 1.9): the entire pipeline is version-controlled YAML, deployed over REST APIs by npm run deploy. The manual steps in this guide document the same build interactively — use them to learn the workflow, demo it, or customize beyond what the YAML defines.</w:t>
+            </w:r>
+          </w:p>
+        </w:tc>
+      </w:tr>
+    </w:tbl>
     <w:tbl>
       <w:tblPr>
         <w:tblW w:type="pct" w:w="100%"/>
@@ -5885,7 +5954,7 @@
           <w:sz w:val="26"/>
           <w:szCs w:val="26"/>
         </w:rPr>
-        <w:t xml:space="preserve">1.9 Automated Alternative: Declarative Pipeline Import (Pipelines as Code)</w:t>
+        <w:t xml:space="preserve">1.9 Primary Deployment Method: Declarative Pipeline Import (Pipelines as Code)</w:t>
       </w:r>
     </w:p>
     <w:p>
@@ -5904,7 +5973,7 @@
           <w:sz w:val="21"/>
           <w:szCs w:val="21"/>
         </w:rPr>
-        <w:t xml:space="preserve">Everything in Parts 1–3 of this guide can also be deployed without any manual UI work. The complete pipeline — landing tasks, all 8 transformation routes with custom SQL, daily schedules, and connection bindings — is defined as version-controlled YAML in deploy/pipelines/mcg-pipeline/ (QTCP declarative pipelines preview).</w:t>
+        <w:t xml:space="preserve">This is how the MCG pipeline is actually deployed. Everything in Parts 1–3 of this guide ships as version-controlled YAML in deploy/pipelines/mcg-pipeline/ (QTCP declarative pipelines preview) — landing tasks, all 8 transformation routes with custom SQL, daily schedules, and connection bindings — and deploys without any manual UI work.</w:t>
       </w:r>
     </w:p>
     <w:p>
@@ -5971,7 +6040,7 @@
               <w:bottom w:val="none"/>
               <w:right w:val="none"/>
             </w:tcBorders>
-            <w:shd w:color="006580" w:val="solid"/>
+            <w:shd w:color="009845" w:val="solid"/>
           </w:tcPr>
           <w:p>
             <w:pPr>
@@ -6008,7 +6077,7 @@
                 <w:sz w:val="20"/>
                 <w:szCs w:val="20"/>
               </w:rPr>
-              <w:t xml:space="preserve">Use this guide's manual Parts 1–3 to learn and demonstrate the workflow interactively; use the declarative import to stand up a fresh tenant in minutes or to reset a demo environment to a known-good state.</w:t>
+              <w:t xml:space="preserve">Use the declarative import to stand up a fresh tenant in minutes or reset a demo environment to a known-good state. The manual walkthroughs in Parts 1–3 teach the same build interactively — ideal for learning the Pipeline Designer or customizing beyond the YAML.</w:t>
             </w:r>
           </w:p>
         </w:tc>

--- a/documents/MCG_Creation_Guide_Automations_Pipelines.docx
+++ b/documents/MCG_Creation_Guide_Automations_Pipelines.docx
@@ -12797,7 +12797,7 @@
           <w:sz w:val="21"/>
           <w:szCs w:val="21"/>
         </w:rPr>
-        <w:t xml:space="preserve">The Gold layer contains 7 governed data products created from Silver sources using Qlik Table Recipes. Each product is registered with an owner, AI-generated description, and API sharing enabled.</w:t>
+        <w:t xml:space="preserve">The Gold layer contains 2 governed data products created from Silver sources using Qlik Table Recipes. Each product is registered with an owner, AI-generated description, and API sharing enabled.</w:t>
       </w:r>
     </w:p>
     <w:p>
@@ -13066,7 +13066,26 @@
           <w:sz w:val="26"/>
           <w:szCs w:val="26"/>
         </w:rPr>
-        <w:t xml:space="preserve">3.2 Seven Gold Data Products</w:t>
+        <w:t xml:space="preserve">3.2 Two Gold Data Products</w:t>
+      </w:r>
+    </w:p>
+    <w:p>
+      <w:pPr>
+        <w:spacing w:after="120"/>
+        <w:jc w:val="left"/>
+      </w:pPr>
+      <w:r>
+        <w:rPr>
+          <w:rFonts w:ascii="Inter" w:cs="Inter" w:eastAsia="Inter" w:hAnsi="Inter"/>
+          <w:b w:val="false"/>
+          <w:bCs w:val="false"/>
+          <w:i w:val="false"/>
+          <w:iCs w:val="false"/>
+          <w:color w:val="454659"/>
+          <w:sz w:val="21"/>
+          <w:szCs w:val="21"/>
+        </w:rPr>
+        <w:t xml:space="preserve">The pipeline creates one gold mart per analytics domain app — these are the demo's two data products, matching the gold-datamart datasets in the declarative project:</w:t>
       </w:r>
     </w:p>
     <w:tbl>
@@ -13300,7 +13319,7 @@
                 <w:sz w:val="19"/>
                 <w:szCs w:val="19"/>
               </w:rPr>
-              <w:t xml:space="preserve">15 min</w:t>
+              <w:t xml:space="preserve">Daily 06:00 UTC + event</w:t>
             </w:r>
           </w:p>
         </w:tc>
@@ -13424,7 +13443,7 @@
                 <w:sz w:val="19"/>
                 <w:szCs w:val="19"/>
               </w:rPr>
-              <w:t xml:space="preserve">30 min</w:t>
+              <w:t xml:space="preserve">Daily 06:00 UTC + event</w:t>
             </w:r>
           </w:p>
         </w:tc>
@@ -13473,631 +13492,6 @@
                 <w:szCs w:val="19"/>
               </w:rPr>
               <w:t xml:space="preserve">on_time_pct, sla_met, address_quality_score, wismo_flag by carrier/region</w:t>
-            </w:r>
-          </w:p>
-        </w:tc>
-      </w:tr>
-      <w:tr>
-        <w:tc>
-          <w:tcPr>
-            <w:shd w:color="F6F7F8" w:val="solid"/>
-            <w:tcMar>
-              <w:top w:type="dxa" w:w="30"/>
-              <w:left w:type="dxa" w:w="80"/>
-              <w:bottom w:type="dxa" w:w="30"/>
-              <w:right w:type="dxa" w:w="80"/>
-            </w:tcMar>
-          </w:tcPr>
-          <w:p>
-            <w:pPr>
-              <w:spacing w:after="0"/>
-            </w:pPr>
-            <w:r>
-              <w:rPr>
-                <w:rFonts w:ascii="Inter" w:cs="Inter" w:eastAsia="Inter" w:hAnsi="Inter"/>
-                <w:color w:val="454659"/>
-                <w:sz w:val="19"/>
-                <w:szCs w:val="19"/>
-              </w:rPr>
-              <w:t xml:space="preserve">cold_chain_compliance</w:t>
-            </w:r>
-          </w:p>
-        </w:tc>
-        <w:tc>
-          <w:tcPr>
-            <w:shd w:color="F6F7F8" w:val="solid"/>
-            <w:tcMar>
-              <w:top w:type="dxa" w:w="30"/>
-              <w:left w:type="dxa" w:w="80"/>
-              <w:bottom w:type="dxa" w:w="30"/>
-              <w:right w:type="dxa" w:w="80"/>
-            </w:tcMar>
-          </w:tcPr>
-          <w:p>
-            <w:pPr>
-              <w:spacing w:after="0"/>
-            </w:pPr>
-            <w:r>
-              <w:rPr>
-                <w:rFonts w:ascii="Inter" w:cs="Inter" w:eastAsia="Inter" w:hAnsi="Inter"/>
-                <w:color w:val="454659"/>
-                <w:sz w:val="19"/>
-                <w:szCs w:val="19"/>
-              </w:rPr>
-              <w:t xml:space="preserve">iot_normalized, shipments_canonical</w:t>
-            </w:r>
-          </w:p>
-        </w:tc>
-        <w:tc>
-          <w:tcPr>
-            <w:shd w:color="F6F7F8" w:val="solid"/>
-            <w:tcMar>
-              <w:top w:type="dxa" w:w="30"/>
-              <w:left w:type="dxa" w:w="80"/>
-              <w:bottom w:type="dxa" w:w="30"/>
-              <w:right w:type="dxa" w:w="80"/>
-            </w:tcMar>
-          </w:tcPr>
-          <w:p>
-            <w:pPr>
-              <w:spacing w:after="0"/>
-            </w:pPr>
-            <w:r>
-              <w:rPr>
-                <w:rFonts w:ascii="Inter" w:cs="Inter" w:eastAsia="Inter" w:hAnsi="Inter"/>
-                <w:color w:val="454659"/>
-                <w:sz w:val="19"/>
-                <w:szCs w:val="19"/>
-              </w:rPr>
-              <w:t xml:space="preserve">5 min</w:t>
-            </w:r>
-          </w:p>
-        </w:tc>
-        <w:tc>
-          <w:tcPr>
-            <w:shd w:color="F6F7F8" w:val="solid"/>
-            <w:tcMar>
-              <w:top w:type="dxa" w:w="30"/>
-              <w:left w:type="dxa" w:w="80"/>
-              <w:bottom w:type="dxa" w:w="30"/>
-              <w:right w:type="dxa" w:w="80"/>
-            </w:tcMar>
-          </w:tcPr>
-          <w:p>
-            <w:pPr>
-              <w:spacing w:after="0"/>
-            </w:pPr>
-            <w:r>
-              <w:rPr>
-                <w:rFonts w:ascii="Inter" w:cs="Inter" w:eastAsia="Inter" w:hAnsi="Inter"/>
-                <w:color w:val="454659"/>
-                <w:sz w:val="19"/>
-                <w:szCs w:val="19"/>
-              </w:rPr>
-              <w:t xml:space="preserve">Lars Eriksson</w:t>
-            </w:r>
-          </w:p>
-        </w:tc>
-        <w:tc>
-          <w:tcPr>
-            <w:shd w:color="F6F7F8" w:val="solid"/>
-            <w:tcMar>
-              <w:top w:type="dxa" w:w="30"/>
-              <w:left w:type="dxa" w:w="80"/>
-              <w:bottom w:type="dxa" w:w="30"/>
-              <w:right w:type="dxa" w:w="80"/>
-            </w:tcMar>
-          </w:tcPr>
-          <w:p>
-            <w:pPr>
-              <w:spacing w:after="0"/>
-            </w:pPr>
-            <w:r>
-              <w:rPr>
-                <w:rFonts w:ascii="Inter" w:cs="Inter" w:eastAsia="Inter" w:hAnsi="Inter"/>
-                <w:color w:val="454659"/>
-                <w:sz w:val="19"/>
-                <w:szCs w:val="19"/>
-              </w:rPr>
-              <w:t xml:space="preserve">exceedance_minutes, spoilage_risk_score, pre_cool_compliant by route/carrier</w:t>
-            </w:r>
-          </w:p>
-        </w:tc>
-      </w:tr>
-      <w:tr>
-        <w:tc>
-          <w:tcPr>
-            <w:tcMar>
-              <w:top w:type="dxa" w:w="30"/>
-              <w:left w:type="dxa" w:w="80"/>
-              <w:bottom w:type="dxa" w:w="30"/>
-              <w:right w:type="dxa" w:w="80"/>
-            </w:tcMar>
-          </w:tcPr>
-          <w:p>
-            <w:pPr>
-              <w:spacing w:after="0"/>
-            </w:pPr>
-            <w:r>
-              <w:rPr>
-                <w:rFonts w:ascii="Inter" w:cs="Inter" w:eastAsia="Inter" w:hAnsi="Inter"/>
-                <w:color w:val="454659"/>
-                <w:sz w:val="19"/>
-                <w:szCs w:val="19"/>
-              </w:rPr>
-              <w:t xml:space="preserve">product_master_health</w:t>
-            </w:r>
-          </w:p>
-        </w:tc>
-        <w:tc>
-          <w:tcPr>
-            <w:tcMar>
-              <w:top w:type="dxa" w:w="30"/>
-              <w:left w:type="dxa" w:w="80"/>
-              <w:bottom w:type="dxa" w:w="30"/>
-              <w:right w:type="dxa" w:w="80"/>
-            </w:tcMar>
-          </w:tcPr>
-          <w:p>
-            <w:pPr>
-              <w:spacing w:after="0"/>
-            </w:pPr>
-            <w:r>
-              <w:rPr>
-                <w:rFonts w:ascii="Inter" w:cs="Inter" w:eastAsia="Inter" w:hAnsi="Inter"/>
-                <w:color w:val="454659"/>
-                <w:sz w:val="19"/>
-                <w:szCs w:val="19"/>
-              </w:rPr>
-              <w:t xml:space="preserve">products_harmonized, suppliers_deduped</w:t>
-            </w:r>
-          </w:p>
-        </w:tc>
-        <w:tc>
-          <w:tcPr>
-            <w:tcMar>
-              <w:top w:type="dxa" w:w="30"/>
-              <w:left w:type="dxa" w:w="80"/>
-              <w:bottom w:type="dxa" w:w="30"/>
-              <w:right w:type="dxa" w:w="80"/>
-            </w:tcMar>
-          </w:tcPr>
-          <w:p>
-            <w:pPr>
-              <w:spacing w:after="0"/>
-            </w:pPr>
-            <w:r>
-              <w:rPr>
-                <w:rFonts w:ascii="Inter" w:cs="Inter" w:eastAsia="Inter" w:hAnsi="Inter"/>
-                <w:color w:val="454659"/>
-                <w:sz w:val="19"/>
-                <w:szCs w:val="19"/>
-              </w:rPr>
-              <w:t xml:space="preserve">1 hour</w:t>
-            </w:r>
-          </w:p>
-        </w:tc>
-        <w:tc>
-          <w:tcPr>
-            <w:tcMar>
-              <w:top w:type="dxa" w:w="30"/>
-              <w:left w:type="dxa" w:w="80"/>
-              <w:bottom w:type="dxa" w:w="30"/>
-              <w:right w:type="dxa" w:w="80"/>
-            </w:tcMar>
-          </w:tcPr>
-          <w:p>
-            <w:pPr>
-              <w:spacing w:after="0"/>
-            </w:pPr>
-            <w:r>
-              <w:rPr>
-                <w:rFonts w:ascii="Inter" w:cs="Inter" w:eastAsia="Inter" w:hAnsi="Inter"/>
-                <w:color w:val="454659"/>
-                <w:sz w:val="19"/>
-                <w:szCs w:val="19"/>
-              </w:rPr>
-              <w:t xml:space="preserve">Thomas Berger</w:t>
-            </w:r>
-          </w:p>
-        </w:tc>
-        <w:tc>
-          <w:tcPr>
-            <w:tcMar>
-              <w:top w:type="dxa" w:w="30"/>
-              <w:left w:type="dxa" w:w="80"/>
-              <w:bottom w:type="dxa" w:w="30"/>
-              <w:right w:type="dxa" w:w="80"/>
-            </w:tcMar>
-          </w:tcPr>
-          <w:p>
-            <w:pPr>
-              <w:spacing w:after="0"/>
-            </w:pPr>
-            <w:r>
-              <w:rPr>
-                <w:rFonts w:ascii="Inter" w:cs="Inter" w:eastAsia="Inter" w:hAnsi="Inter"/>
-                <w:color w:val="454659"/>
-                <w:sz w:val="19"/>
-                <w:szCs w:val="19"/>
-              </w:rPr>
-              <w:t xml:space="preserve">completeness_score, weight_complete, supplier_duplicate_flag by SKU</w:t>
-            </w:r>
-          </w:p>
-        </w:tc>
-      </w:tr>
-      <w:tr>
-        <w:tc>
-          <w:tcPr>
-            <w:shd w:color="F6F7F8" w:val="solid"/>
-            <w:tcMar>
-              <w:top w:type="dxa" w:w="30"/>
-              <w:left w:type="dxa" w:w="80"/>
-              <w:bottom w:type="dxa" w:w="30"/>
-              <w:right w:type="dxa" w:w="80"/>
-            </w:tcMar>
-          </w:tcPr>
-          <w:p>
-            <w:pPr>
-              <w:spacing w:after="0"/>
-            </w:pPr>
-            <w:r>
-              <w:rPr>
-                <w:rFonts w:ascii="Inter" w:cs="Inter" w:eastAsia="Inter" w:hAnsi="Inter"/>
-                <w:color w:val="454659"/>
-                <w:sz w:val="19"/>
-                <w:szCs w:val="19"/>
-              </w:rPr>
-              <w:t xml:space="preserve">compliance_traceability</w:t>
-            </w:r>
-          </w:p>
-        </w:tc>
-        <w:tc>
-          <w:tcPr>
-            <w:shd w:color="F6F7F8" w:val="solid"/>
-            <w:tcMar>
-              <w:top w:type="dxa" w:w="30"/>
-              <w:left w:type="dxa" w:w="80"/>
-              <w:bottom w:type="dxa" w:w="30"/>
-              <w:right w:type="dxa" w:w="80"/>
-            </w:tcMar>
-          </w:tcPr>
-          <w:p>
-            <w:pPr>
-              <w:spacing w:after="0"/>
-            </w:pPr>
-            <w:r>
-              <w:rPr>
-                <w:rFonts w:ascii="Inter" w:cs="Inter" w:eastAsia="Inter" w:hAnsi="Inter"/>
-                <w:color w:val="454659"/>
-                <w:sz w:val="19"/>
-                <w:szCs w:val="19"/>
-              </w:rPr>
-              <w:t xml:space="preserve">inventory_reconciled, products_harmonized</w:t>
-            </w:r>
-          </w:p>
-        </w:tc>
-        <w:tc>
-          <w:tcPr>
-            <w:shd w:color="F6F7F8" w:val="solid"/>
-            <w:tcMar>
-              <w:top w:type="dxa" w:w="30"/>
-              <w:left w:type="dxa" w:w="80"/>
-              <w:bottom w:type="dxa" w:w="30"/>
-              <w:right w:type="dxa" w:w="80"/>
-            </w:tcMar>
-          </w:tcPr>
-          <w:p>
-            <w:pPr>
-              <w:spacing w:after="0"/>
-            </w:pPr>
-            <w:r>
-              <w:rPr>
-                <w:rFonts w:ascii="Inter" w:cs="Inter" w:eastAsia="Inter" w:hAnsi="Inter"/>
-                <w:color w:val="454659"/>
-                <w:sz w:val="19"/>
-                <w:szCs w:val="19"/>
-              </w:rPr>
-              <w:t xml:space="preserve">30 min</w:t>
-            </w:r>
-          </w:p>
-        </w:tc>
-        <w:tc>
-          <w:tcPr>
-            <w:shd w:color="F6F7F8" w:val="solid"/>
-            <w:tcMar>
-              <w:top w:type="dxa" w:w="30"/>
-              <w:left w:type="dxa" w:w="80"/>
-              <w:bottom w:type="dxa" w:w="30"/>
-              <w:right w:type="dxa" w:w="80"/>
-            </w:tcMar>
-          </w:tcPr>
-          <w:p>
-            <w:pPr>
-              <w:spacing w:after="0"/>
-            </w:pPr>
-            <w:r>
-              <w:rPr>
-                <w:rFonts w:ascii="Inter" w:cs="Inter" w:eastAsia="Inter" w:hAnsi="Inter"/>
-                <w:color w:val="454659"/>
-                <w:sz w:val="19"/>
-                <w:szCs w:val="19"/>
-              </w:rPr>
-              <w:t xml:space="preserve">Dr. Elena Vasquez</w:t>
-            </w:r>
-          </w:p>
-        </w:tc>
-        <w:tc>
-          <w:tcPr>
-            <w:shd w:color="F6F7F8" w:val="solid"/>
-            <w:tcMar>
-              <w:top w:type="dxa" w:w="30"/>
-              <w:left w:type="dxa" w:w="80"/>
-              <w:bottom w:type="dxa" w:w="30"/>
-              <w:right w:type="dxa" w:w="80"/>
-            </w:tcMar>
-          </w:tcPr>
-          <w:p>
-            <w:pPr>
-              <w:spacing w:after="0"/>
-            </w:pPr>
-            <w:r>
-              <w:rPr>
-                <w:rFonts w:ascii="Inter" w:cs="Inter" w:eastAsia="Inter" w:hAnsi="Inter"/>
-                <w:color w:val="454659"/>
-                <w:sz w:val="19"/>
-                <w:szCs w:val="19"/>
-              </w:rPr>
-              <w:t xml:space="preserve">lot_capture_rate, trace_complete, recall_risk_flag, nvwa_applicable by lot</w:t>
-            </w:r>
-          </w:p>
-        </w:tc>
-      </w:tr>
-      <w:tr>
-        <w:tc>
-          <w:tcPr>
-            <w:tcMar>
-              <w:top w:type="dxa" w:w="30"/>
-              <w:left w:type="dxa" w:w="80"/>
-              <w:bottom w:type="dxa" w:w="30"/>
-              <w:right w:type="dxa" w:w="80"/>
-            </w:tcMar>
-          </w:tcPr>
-          <w:p>
-            <w:pPr>
-              <w:spacing w:after="0"/>
-            </w:pPr>
-            <w:r>
-              <w:rPr>
-                <w:rFonts w:ascii="Inter" w:cs="Inter" w:eastAsia="Inter" w:hAnsi="Inter"/>
-                <w:color w:val="454659"/>
-                <w:sz w:val="19"/>
-                <w:szCs w:val="19"/>
-              </w:rPr>
-              <w:t xml:space="preserve">pipeline_timestamp_audit</w:t>
-            </w:r>
-          </w:p>
-        </w:tc>
-        <w:tc>
-          <w:tcPr>
-            <w:tcMar>
-              <w:top w:type="dxa" w:w="30"/>
-              <w:left w:type="dxa" w:w="80"/>
-              <w:bottom w:type="dxa" w:w="30"/>
-              <w:right w:type="dxa" w:w="80"/>
-            </w:tcMar>
-          </w:tcPr>
-          <w:p>
-            <w:pPr>
-              <w:spacing w:after="0"/>
-            </w:pPr>
-            <w:r>
-              <w:rPr>
-                <w:rFonts w:ascii="Inter" w:cs="Inter" w:eastAsia="Inter" w:hAnsi="Inter"/>
-                <w:color w:val="454659"/>
-                <w:sz w:val="19"/>
-                <w:szCs w:val="19"/>
-              </w:rPr>
-              <w:t xml:space="preserve">warehouse_events_clean</w:t>
-            </w:r>
-          </w:p>
-        </w:tc>
-        <w:tc>
-          <w:tcPr>
-            <w:tcMar>
-              <w:top w:type="dxa" w:w="30"/>
-              <w:left w:type="dxa" w:w="80"/>
-              <w:bottom w:type="dxa" w:w="30"/>
-              <w:right w:type="dxa" w:w="80"/>
-            </w:tcMar>
-          </w:tcPr>
-          <w:p>
-            <w:pPr>
-              <w:spacing w:after="0"/>
-            </w:pPr>
-            <w:r>
-              <w:rPr>
-                <w:rFonts w:ascii="Inter" w:cs="Inter" w:eastAsia="Inter" w:hAnsi="Inter"/>
-                <w:color w:val="454659"/>
-                <w:sz w:val="19"/>
-                <w:szCs w:val="19"/>
-              </w:rPr>
-              <w:t xml:space="preserve">5 min</w:t>
-            </w:r>
-          </w:p>
-        </w:tc>
-        <w:tc>
-          <w:tcPr>
-            <w:tcMar>
-              <w:top w:type="dxa" w:w="30"/>
-              <w:left w:type="dxa" w:w="80"/>
-              <w:bottom w:type="dxa" w:w="30"/>
-              <w:right w:type="dxa" w:w="80"/>
-            </w:tcMar>
-          </w:tcPr>
-          <w:p>
-            <w:pPr>
-              <w:spacing w:after="0"/>
-            </w:pPr>
-            <w:r>
-              <w:rPr>
-                <w:rFonts w:ascii="Inter" w:cs="Inter" w:eastAsia="Inter" w:hAnsi="Inter"/>
-                <w:color w:val="454659"/>
-                <w:sz w:val="19"/>
-                <w:szCs w:val="19"/>
-              </w:rPr>
-              <w:t xml:space="preserve">Priya Ramanathan</w:t>
-            </w:r>
-          </w:p>
-        </w:tc>
-        <w:tc>
-          <w:tcPr>
-            <w:tcMar>
-              <w:top w:type="dxa" w:w="30"/>
-              <w:left w:type="dxa" w:w="80"/>
-              <w:bottom w:type="dxa" w:w="30"/>
-              <w:right w:type="dxa" w:w="80"/>
-            </w:tcMar>
-          </w:tcPr>
-          <w:p>
-            <w:pPr>
-              <w:spacing w:after="0"/>
-            </w:pPr>
-            <w:r>
-              <w:rPr>
-                <w:rFonts w:ascii="Inter" w:cs="Inter" w:eastAsia="Inter" w:hAnsi="Inter"/>
-                <w:color w:val="454659"/>
-                <w:sz w:val="19"/>
-                <w:szCs w:val="19"/>
-              </w:rPr>
-              <w:t xml:space="preserve">pipeline status, lag_minutes, timezone_anomalies, trust_score per pipeline</w:t>
-            </w:r>
-          </w:p>
-        </w:tc>
-      </w:tr>
-      <w:tr>
-        <w:tc>
-          <w:tcPr>
-            <w:shd w:color="F6F7F8" w:val="solid"/>
-            <w:tcMar>
-              <w:top w:type="dxa" w:w="30"/>
-              <w:left w:type="dxa" w:w="80"/>
-              <w:bottom w:type="dxa" w:w="30"/>
-              <w:right w:type="dxa" w:w="80"/>
-            </w:tcMar>
-          </w:tcPr>
-          <w:p>
-            <w:pPr>
-              <w:spacing w:after="0"/>
-            </w:pPr>
-            <w:r>
-              <w:rPr>
-                <w:rFonts w:ascii="Inter" w:cs="Inter" w:eastAsia="Inter" w:hAnsi="Inter"/>
-                <w:color w:val="454659"/>
-                <w:sz w:val="19"/>
-                <w:szCs w:val="19"/>
-              </w:rPr>
-              <w:t xml:space="preserve">customer_quality_index</w:t>
-            </w:r>
-          </w:p>
-        </w:tc>
-        <w:tc>
-          <w:tcPr>
-            <w:shd w:color="F6F7F8" w:val="solid"/>
-            <w:tcMar>
-              <w:top w:type="dxa" w:w="30"/>
-              <w:left w:type="dxa" w:w="80"/>
-              <w:bottom w:type="dxa" w:w="30"/>
-              <w:right w:type="dxa" w:w="80"/>
-            </w:tcMar>
-          </w:tcPr>
-          <w:p>
-            <w:pPr>
-              <w:spacing w:after="0"/>
-            </w:pPr>
-            <w:r>
-              <w:rPr>
-                <w:rFonts w:ascii="Inter" w:cs="Inter" w:eastAsia="Inter" w:hAnsi="Inter"/>
-                <w:color w:val="454659"/>
-                <w:sz w:val="19"/>
-                <w:szCs w:val="19"/>
-              </w:rPr>
-              <w:t xml:space="preserve">addresses_standardized, order_delivery_timeline, shipments_canonical</w:t>
-            </w:r>
-          </w:p>
-        </w:tc>
-        <w:tc>
-          <w:tcPr>
-            <w:shd w:color="F6F7F8" w:val="solid"/>
-            <w:tcMar>
-              <w:top w:type="dxa" w:w="30"/>
-              <w:left w:type="dxa" w:w="80"/>
-              <w:bottom w:type="dxa" w:w="30"/>
-              <w:right w:type="dxa" w:w="80"/>
-            </w:tcMar>
-          </w:tcPr>
-          <w:p>
-            <w:pPr>
-              <w:spacing w:after="0"/>
-            </w:pPr>
-            <w:r>
-              <w:rPr>
-                <w:rFonts w:ascii="Inter" w:cs="Inter" w:eastAsia="Inter" w:hAnsi="Inter"/>
-                <w:color w:val="454659"/>
-                <w:sz w:val="19"/>
-                <w:szCs w:val="19"/>
-              </w:rPr>
-              <w:t xml:space="preserve">1 hour</w:t>
-            </w:r>
-          </w:p>
-        </w:tc>
-        <w:tc>
-          <w:tcPr>
-            <w:shd w:color="F6F7F8" w:val="solid"/>
-            <w:tcMar>
-              <w:top w:type="dxa" w:w="30"/>
-              <w:left w:type="dxa" w:w="80"/>
-              <w:bottom w:type="dxa" w:w="30"/>
-              <w:right w:type="dxa" w:w="80"/>
-            </w:tcMar>
-          </w:tcPr>
-          <w:p>
-            <w:pPr>
-              <w:spacing w:after="0"/>
-            </w:pPr>
-            <w:r>
-              <w:rPr>
-                <w:rFonts w:ascii="Inter" w:cs="Inter" w:eastAsia="Inter" w:hAnsi="Inter"/>
-                <w:color w:val="454659"/>
-                <w:sz w:val="19"/>
-                <w:szCs w:val="19"/>
-              </w:rPr>
-              <w:t xml:space="preserve">Sophie Müller</w:t>
-            </w:r>
-          </w:p>
-        </w:tc>
-        <w:tc>
-          <w:tcPr>
-            <w:shd w:color="F6F7F8" w:val="solid"/>
-            <w:tcMar>
-              <w:top w:type="dxa" w:w="30"/>
-              <w:left w:type="dxa" w:w="80"/>
-              <w:bottom w:type="dxa" w:w="30"/>
-              <w:right w:type="dxa" w:w="80"/>
-            </w:tcMar>
-          </w:tcPr>
-          <w:p>
-            <w:pPr>
-              <w:spacing w:after="0"/>
-            </w:pPr>
-            <w:r>
-              <w:rPr>
-                <w:rFonts w:ascii="Inter" w:cs="Inter" w:eastAsia="Inter" w:hAnsi="Inter"/>
-                <w:color w:val="454659"/>
-                <w:sz w:val="19"/>
-                <w:szCs w:val="19"/>
-              </w:rPr>
-              <w:t xml:space="preserve">address_quality_score, delivery_failure_rate, wismo_rate, is_duplicate by customer</w:t>
             </w:r>
           </w:p>
         </w:tc>

--- a/documents/MCG_Creation_Guide_Automations_Pipelines.docx
+++ b/documents/MCG_Creation_Guide_Automations_Pipelines.docx
@@ -5973,7 +5973,7 @@
           <w:sz w:val="21"/>
           <w:szCs w:val="21"/>
         </w:rPr>
-        <w:t xml:space="preserve">This is how the MCG pipeline is actually deployed. Everything in Parts 1–3 of this guide ships as version-controlled YAML in deploy/pipelines/mcg-pipeline/ (QTCP declarative pipelines preview) — landing tasks, all 8 transformation routes with custom SQL, daily schedules, and connection bindings — and deploys without any manual UI work.</w:t>
+        <w:t xml:space="preserve">This is how the MCG pipelines are actually deployed. Everything in Parts 1–3 of this guide ships as version-controlled YAML under deploy/pipelines/ in two Open Lakehouse projects — mcg-batch-pipeline (WMS CDC + CRM → silver → gold) and mcg-streaming-pipeline (Kafka IoT → silver) — covering landing tasks, all 8 transformation routes with custom SQL, schedules, and connection bindings, deployed without any manual UI work (QTCP declarative pipelines preview).</w:t>
       </w:r>
     </w:p>
     <w:p>
@@ -6011,7 +6011,7 @@
           <w:sz w:val="21"/>
           <w:szCs w:val="21"/>
         </w:rPr>
-        <w:t xml:space="preserve">Daily refresh schedules are declared in the YAML itself (silver 05:30 UTC, gold 06:00 UTC, alongside event-based cascades) — there is no REST endpoint for DI schedules, so the YAML is the source of truth. For a credential-free manual import, npm run pipeline:zip packages mcg-pipeline.zip for Data Integration → Import; after refining transformations in the UI, npm run deploy:export-pipeline round-trips them back into the repo.</w:t>
+        <w:t xml:space="preserve">Schedules are declared in each project's YAML, one per task: the CRM landing syncs every 15 minutes, the silver transform is event-triggered, and the gold datamart runs daily at 06:00 UTC — there is no REST endpoint for DI schedules, so the YAML is the source of truth. For a credential-free manual import, npm run pipeline:zip packages one ZIP per project for Data Integration → Import; after refining transformations in the UI, npm run deploy:export-pipeline round-trips them back into the repo.</w:t>
       </w:r>
     </w:p>
     <w:tbl>
@@ -13319,7 +13319,7 @@
                 <w:sz w:val="19"/>
                 <w:szCs w:val="19"/>
               </w:rPr>
-              <w:t xml:space="preserve">Daily 06:00 UTC + event</w:t>
+              <w:t xml:space="preserve">Daily 06:00 UTC</w:t>
             </w:r>
           </w:p>
         </w:tc>
@@ -13443,7 +13443,7 @@
                 <w:sz w:val="19"/>
                 <w:szCs w:val="19"/>
               </w:rPr>
-              <w:t xml:space="preserve">Daily 06:00 UTC + event</w:t>
+              <w:t xml:space="preserve">Daily 06:00 UTC</w:t>
             </w:r>
           </w:p>
         </w:tc>

--- a/documents/MCG_Creation_Guide_Automations_Pipelines.docx
+++ b/documents/MCG_Creation_Guide_Automations_Pipelines.docx
@@ -19077,6 +19077,75 @@
                 <w:szCs w:val="20"/>
               </w:rPr>
               <w:t xml:space="preserve">This automation demonstrates the closed-loop data quality cycle: Stewardship → Talend Validation → Silver Update → Gold Refresh → Predict Model Retrain. It's the most impactful demo for showing how human-in-the-loop governance connects to automated correction.</w:t>
+            </w:r>
+          </w:p>
+        </w:tc>
+      </w:tr>
+    </w:tbl>
+    <w:tbl>
+      <w:tblPr>
+        <w:tblW w:type="pct" w:w="100%"/>
+        <w:tblBorders>
+          <w:top w:val="single" w:color="auto" w:sz="4"/>
+          <w:left w:val="single" w:color="auto" w:sz="4"/>
+          <w:bottom w:val="single" w:color="auto" w:sz="4"/>
+          <w:right w:val="single" w:color="auto" w:sz="4"/>
+          <w:insideH w:val="single" w:color="auto" w:sz="4"/>
+          <w:insideV w:val="single" w:color="auto" w:sz="4"/>
+        </w:tblBorders>
+      </w:tblPr>
+      <w:tblGrid>
+        <w:gridCol w:w="100"/>
+        <w:gridCol w:w="100"/>
+      </w:tblGrid>
+      <w:tr>
+        <w:tc>
+          <w:tcPr>
+            <w:tcW w:type="pct" w:w="1%"/>
+            <w:tcBorders>
+              <w:top w:val="none"/>
+              <w:left w:val="none"/>
+              <w:bottom w:val="none"/>
+              <w:right w:val="none"/>
+            </w:tcBorders>
+            <w:shd w:color="009845" w:val="solid"/>
+          </w:tcPr>
+          <w:p>
+            <w:pPr>
+              <w:spacing w:after="0"/>
+            </w:pPr>
+            <w:r>
+              <w:rPr>
+                <w:sz w:val="10"/>
+                <w:szCs w:val="10"/>
+              </w:rPr>
+              <w:t xml:space="preserve"> </w:t>
+            </w:r>
+          </w:p>
+        </w:tc>
+        <w:tc>
+          <w:tcPr>
+            <w:tcW w:type="pct" w:w="99%"/>
+            <w:shd w:color="F6F7F8" w:val="solid"/>
+            <w:tcMar>
+              <w:top w:type="dxa" w:w="80"/>
+              <w:left w:type="dxa" w:w="120"/>
+              <w:bottom w:type="dxa" w:w="80"/>
+              <w:right w:type="dxa" w:w="120"/>
+            </w:tcMar>
+          </w:tcPr>
+          <w:p>
+            <w:pPr>
+              <w:spacing w:after="0"/>
+            </w:pPr>
+            <w:r>
+              <w:rPr>
+                <w:rFonts w:ascii="Inter" w:cs="Inter" w:eastAsia="Inter" w:hAnsi="Inter"/>
+                <w:color w:val="454659"/>
+                <w:sz w:val="20"/>
+                <w:szCs w:val="20"/>
+              </w:rPr>
+              <w:t xml:space="preserve">Full Talend job design: deploy/talend/README.md — two Studio jobs scheduled every 15 minutes in TMC. Job 1 (mcg_sf_address_validate) pulls Salesforce, validates address format with the routines.AddressValidator tMap function, geocodes bad addresses via the public Nominatim API (1 req/s throttle), and routes unresolved rows to the Address Cleanup stewardship campaign. Job 2 (mcg_sf_address_to_qvd) lands the validated + geocoded set as MCG_SF_Addresses_Validated.qvd in Qlik Cloud DataFiles, which the Delivery &amp; Customer Experience app loads (CustomerGeo table) on its 15-minute reload task.</w:t>
             </w:r>
           </w:p>
         </w:tc>

--- a/documents/MCG_Creation_Guide_Automations_Pipelines.docx
+++ b/documents/MCG_Creation_Guide_Automations_Pipelines.docx
@@ -1035,7 +1035,7 @@
           <w:sz w:val="21"/>
           <w:szCs w:val="21"/>
         </w:rPr>
-        <w:t xml:space="preserve">PostgreSQL connection created (see Setup Guide Section 7.1)</w:t>
+        <w:t xml:space="preserve">PostgreSQL connection created and bound to the gateway (see Setup Guide Sections 3.7–3.8, or the steps below)</w:t>
       </w:r>
     </w:p>
     <w:p>
@@ -1086,6 +1086,279 @@
         <w:t xml:space="preserve">Publication mcg_wms_pub exists (created by schema.sql)</w:t>
       </w:r>
     </w:p>
+    <w:p>
+      <w:pPr>
+        <w:spacing w:after="100" w:before="200"/>
+      </w:pPr>
+      <w:r>
+        <w:rPr>
+          <w:rFonts w:ascii="Inter" w:cs="Inter" w:eastAsia="Inter" w:hAnsi="Inter"/>
+          <w:b/>
+          <w:bCs/>
+          <w:color w:val="19416C"/>
+          <w:sz w:val="22"/>
+          <w:szCs w:val="22"/>
+        </w:rPr>
+        <w:t xml:space="preserve">Setting Up the Gateway &amp; Source Connection</w:t>
+      </w:r>
+    </w:p>
+    <w:p>
+      <w:pPr>
+        <w:spacing w:after="120"/>
+        <w:jc w:val="left"/>
+      </w:pPr>
+      <w:r>
+        <w:rPr>
+          <w:rFonts w:ascii="Inter" w:cs="Inter" w:eastAsia="Inter" w:hAnsi="Inter"/>
+          <w:b w:val="false"/>
+          <w:bCs w:val="false"/>
+          <w:i w:val="false"/>
+          <w:iCs w:val="false"/>
+          <w:color w:val="454659"/>
+          <w:sz w:val="21"/>
+          <w:szCs w:val="21"/>
+        </w:rPr>
+        <w:t xml:space="preserve">The CDC pipelines below read from a PostgreSQL source connection that routes through the Data Movement gateway. Set that up first — a one-time gateway registration plus a gateway-bound connection created in the Data Integration UI.</w:t>
+      </w:r>
+    </w:p>
+    <w:p>
+      <w:pPr>
+        <w:spacing w:after="120"/>
+        <w:jc w:val="left"/>
+      </w:pPr>
+      <w:r>
+        <w:rPr>
+          <w:rFonts w:ascii="Inter" w:cs="Inter" w:eastAsia="Inter" w:hAnsi="Inter"/>
+          <w:b/>
+          <w:bCs/>
+          <w:i w:val="false"/>
+          <w:iCs w:val="false"/>
+          <w:color w:val="454659"/>
+          <w:sz w:val="21"/>
+          <w:szCs w:val="21"/>
+        </w:rPr>
+        <w:t xml:space="preserve">1. Register the Data Movement gateway:</w:t>
+      </w:r>
+    </w:p>
+    <w:p>
+      <w:pPr>
+        <w:spacing w:after="80"/>
+        <w:ind w:left="431"/>
+      </w:pPr>
+      <w:r>
+        <w:rPr>
+          <w:rFonts w:ascii="Inter" w:cs="Inter" w:eastAsia="Inter" w:hAnsi="Inter"/>
+          <w:b/>
+          <w:bCs/>
+          <w:color w:val="006580"/>
+          <w:sz w:val="21"/>
+          <w:szCs w:val="21"/>
+        </w:rPr>
+        <w:t xml:space="preserve">1. </w:t>
+      </w:r>
+      <w:r>
+        <w:rPr>
+          <w:rFonts w:ascii="Inter" w:cs="Inter" w:eastAsia="Inter" w:hAnsi="Inter"/>
+          <w:b w:val="false"/>
+          <w:bCs w:val="false"/>
+          <w:color w:val="454659"/>
+          <w:sz w:val="21"/>
+          <w:szCs w:val="21"/>
+        </w:rPr>
+        <w:t xml:space="preserve">In the MCG Deploy UI → Local Stack &amp; Gateway, click Register Gateway / Get Token to print the registration token (or run agentctl inside the mcg-qlik-dmg container):</w:t>
+      </w:r>
+    </w:p>
+    <w:p>
+      <w:pPr>
+        <w:spacing w:after="120"/>
+        <w:jc w:val="left"/>
+      </w:pPr>
+      <w:r>
+        <w:rPr>
+          <w:rFonts w:ascii="Inter" w:cs="Inter" w:eastAsia="Inter" w:hAnsi="Inter"/>
+          <w:b/>
+          <w:bCs/>
+          <w:i w:val="false"/>
+          <w:iCs w:val="false"/>
+          <w:color w:val="454659"/>
+          <w:sz w:val="19"/>
+          <w:szCs w:val="19"/>
+        </w:rPr>
+        <w:t xml:space="preserve">$  docker exec -it mcg-qlik-dmg bash -lc "cd /opt/qlik/gateway/movement/bin &amp;&amp; ./agentctl qcs get_registration"</w:t>
+      </w:r>
+    </w:p>
+    <w:p>
+      <w:pPr>
+        <w:spacing w:after="80"/>
+        <w:ind w:left="431"/>
+      </w:pPr>
+      <w:r>
+        <w:rPr>
+          <w:rFonts w:ascii="Inter" w:cs="Inter" w:eastAsia="Inter" w:hAnsi="Inter"/>
+          <w:b/>
+          <w:bCs/>
+          <w:color w:val="006580"/>
+          <w:sz w:val="21"/>
+          <w:szCs w:val="21"/>
+        </w:rPr>
+        <w:t xml:space="preserve">2. </w:t>
+      </w:r>
+      <w:r>
+        <w:rPr>
+          <w:rFonts w:ascii="Inter" w:cs="Inter" w:eastAsia="Inter" w:hAnsi="Inter"/>
+          <w:b w:val="false"/>
+          <w:bCs w:val="false"/>
+          <w:color w:val="454659"/>
+          <w:sz w:val="21"/>
+          <w:szCs w:val="21"/>
+        </w:rPr>
+        <w:t xml:space="preserve">In Qlik Cloud → Administration → Data Gateways → Register, paste the token, name the gateway, and wait for status Connected.</w:t>
+      </w:r>
+    </w:p>
+    <w:p>
+      <w:pPr>
+        <w:spacing w:after="120"/>
+        <w:jc w:val="left"/>
+      </w:pPr>
+      <w:r>
+        <w:rPr>
+          <w:rFonts w:ascii="Inter" w:cs="Inter" w:eastAsia="Inter" w:hAnsi="Inter"/>
+          <w:b/>
+          <w:bCs/>
+          <w:i w:val="false"/>
+          <w:iCs w:val="false"/>
+          <w:color w:val="454659"/>
+          <w:sz w:val="21"/>
+          <w:szCs w:val="21"/>
+        </w:rPr>
+        <w:t xml:space="preserve">2. Create the gateway-bound PostgreSQL connection:</w:t>
+      </w:r>
+    </w:p>
+    <w:p>
+      <w:pPr>
+        <w:spacing w:after="80"/>
+        <w:ind w:left="431"/>
+      </w:pPr>
+      <w:r>
+        <w:rPr>
+          <w:rFonts w:ascii="Inter" w:cs="Inter" w:eastAsia="Inter" w:hAnsi="Inter"/>
+          <w:b/>
+          <w:bCs/>
+          <w:color w:val="006580"/>
+          <w:sz w:val="21"/>
+          <w:szCs w:val="21"/>
+        </w:rPr>
+        <w:t xml:space="preserve">1. </w:t>
+      </w:r>
+      <w:r>
+        <w:rPr>
+          <w:rFonts w:ascii="Inter" w:cs="Inter" w:eastAsia="Inter" w:hAnsi="Inter"/>
+          <w:b w:val="false"/>
+          <w:bCs w:val="false"/>
+          <w:color w:val="454659"/>
+          <w:sz w:val="21"/>
+          <w:szCs w:val="21"/>
+        </w:rPr>
+        <w:t xml:space="preserve">Data Integration → your project → Create connection → PostgreSQL.</w:t>
+      </w:r>
+    </w:p>
+    <w:p>
+      <w:pPr>
+        <w:spacing w:after="80"/>
+        <w:ind w:left="431"/>
+      </w:pPr>
+      <w:r>
+        <w:rPr>
+          <w:rFonts w:ascii="Inter" w:cs="Inter" w:eastAsia="Inter" w:hAnsi="Inter"/>
+          <w:b/>
+          <w:bCs/>
+          <w:color w:val="006580"/>
+          <w:sz w:val="21"/>
+          <w:szCs w:val="21"/>
+        </w:rPr>
+        <w:t xml:space="preserve">2. </w:t>
+      </w:r>
+      <w:r>
+        <w:rPr>
+          <w:rFonts w:ascii="Inter" w:cs="Inter" w:eastAsia="Inter" w:hAnsi="Inter"/>
+          <w:b w:val="false"/>
+          <w:bCs w:val="false"/>
+          <w:color w:val="454659"/>
+          <w:sz w:val="21"/>
+          <w:szCs w:val="21"/>
+        </w:rPr>
+        <w:t xml:space="preserve">Select the mcg-qlik-dmg Data Movement gateway, enter the WMS database host/port/database/credentials, then test and save.</w:t>
+      </w:r>
+    </w:p>
+    <w:tbl>
+      <w:tblPr>
+        <w:tblW w:type="pct" w:w="100%"/>
+        <w:tblBorders>
+          <w:top w:val="single" w:color="auto" w:sz="4"/>
+          <w:left w:val="single" w:color="auto" w:sz="4"/>
+          <w:bottom w:val="single" w:color="auto" w:sz="4"/>
+          <w:right w:val="single" w:color="auto" w:sz="4"/>
+          <w:insideH w:val="single" w:color="auto" w:sz="4"/>
+          <w:insideV w:val="single" w:color="auto" w:sz="4"/>
+        </w:tblBorders>
+      </w:tblPr>
+      <w:tblGrid>
+        <w:gridCol w:w="100"/>
+        <w:gridCol w:w="100"/>
+      </w:tblGrid>
+      <w:tr>
+        <w:tc>
+          <w:tcPr>
+            <w:tcW w:type="pct" w:w="1%"/>
+            <w:tcBorders>
+              <w:top w:val="none"/>
+              <w:left w:val="none"/>
+              <w:bottom w:val="none"/>
+              <w:right w:val="none"/>
+            </w:tcBorders>
+            <w:shd w:color="009845" w:val="solid"/>
+          </w:tcPr>
+          <w:p>
+            <w:pPr>
+              <w:spacing w:after="0"/>
+            </w:pPr>
+            <w:r>
+              <w:rPr>
+                <w:sz w:val="10"/>
+                <w:szCs w:val="10"/>
+              </w:rPr>
+              <w:t xml:space="preserve"> </w:t>
+            </w:r>
+          </w:p>
+        </w:tc>
+        <w:tc>
+          <w:tcPr>
+            <w:tcW w:type="pct" w:w="99%"/>
+            <w:shd w:color="F6F7F8" w:val="solid"/>
+            <w:tcMar>
+              <w:top w:type="dxa" w:w="80"/>
+              <w:left w:type="dxa" w:w="120"/>
+              <w:bottom w:type="dxa" w:w="80"/>
+              <w:right w:type="dxa" w:w="120"/>
+            </w:tcMar>
+          </w:tcPr>
+          <w:p>
+            <w:pPr>
+              <w:spacing w:after="0"/>
+            </w:pPr>
+            <w:r>
+              <w:rPr>
+                <w:rFonts w:ascii="Inter" w:cs="Inter" w:eastAsia="Inter" w:hAnsi="Inter"/>
+                <w:color w:val="454659"/>
+                <w:sz w:val="20"/>
+                <w:szCs w:val="20"/>
+              </w:rPr>
+              <w:t xml:space="preserve">A Data Movement gateway connection can only be created in the Data Integration UI by selecting the gateway — the public REST API cannot create it, so the MCG deploy script skips it and prints this guidance. Kafka sources need a Data Gateway - Streaming instead. Gateway setup: https://help.qlik.com/en-US/cloud-services/Subsystems/Hub/Content/Sense_Hub/Gateways/dm-gateway-setting-up.htm</w:t>
+            </w:r>
+          </w:p>
+        </w:tc>
+      </w:tr>
+    </w:tbl>
     <w:p>
       <w:pPr>
         <w:spacing w:after="100" w:before="200"/>

--- a/documents/MCG_Creation_Guide_Automations_Pipelines.docx
+++ b/documents/MCG_Creation_Guide_Automations_Pipelines.docx
@@ -20879,7 +20879,7 @@
                 <w:sz w:val="19"/>
                 <w:szCs w:val="19"/>
               </w:rPr>
-              <w:t xml:space="preserve">Gold Table Recipes (7)</w:t>
+              <w:t xml:space="preserve">Gold Table Recipes (2)</w:t>
             </w:r>
           </w:p>
         </w:tc>
@@ -20954,7 +20954,7 @@
                 <w:sz w:val="19"/>
                 <w:szCs w:val="19"/>
               </w:rPr>
-              <w:t xml:space="preserve">Data Products (7)</w:t>
+              <w:t xml:space="preserve">Data Products (2)</w:t>
             </w:r>
           </w:p>
         </w:tc>

--- a/documents/MCG_Creation_Guide_Automations_Pipelines.docx
+++ b/documents/MCG_Creation_Guide_Automations_Pipelines.docx
@@ -10063,7 +10063,7 @@
           <w:sz w:val="21"/>
           <w:szCs w:val="21"/>
         </w:rPr>
-        <w:t xml:space="preserve">tAddressRowStandardize — Parse free-text address, normalize country to ISO 3166</w:t>
+        <w:t xml:space="preserve">AddressStandardizer (custom Java routine) — parse free-text address, repair country to ISO 3166, canonicalize postal codes, expand abbreviations, score 0.0-1.0</w:t>
       </w:r>
     </w:p>
     <w:p>
@@ -10087,7 +10087,7 @@
           <w:sz w:val="21"/>
           <w:szCs w:val="21"/>
         </w:rPr>
-        <w:t xml:space="preserve">tAddressRowValidate — Validate against country postal databases (PostNL, USPS, Correios)</w:t>
+        <w:t xml:space="preserve">BulkGeocoder (custom Java routine) — one bulk call geocodes the batch via public OSM Nominatim behind a 1 req/s limiter, with dedupe cache and retry backoff</w:t>
       </w:r>
     </w:p>
     <w:p>
@@ -10111,7 +10111,31 @@
           <w:sz w:val="21"/>
           <w:szCs w:val="21"/>
         </w:rPr>
-        <w:t xml:space="preserve">tGeocode — Optional geocoding for map visualizations and GPS correlation with IoT</w:t>
+        <w:t xml:space="preserve">Routing gate — GPS resolved goes to S3 then Iceberg silver.addresses_geocoded; unresolved goes to the Address Cleanup stewardship sprint</w:t>
+      </w:r>
+    </w:p>
+    <w:p>
+      <w:pPr>
+        <w:pStyle w:val="ListParagraph"/>
+        <w:numPr>
+          <w:ilvl w:val="0"/>
+          <w:numId w:val="1"/>
+        </w:numPr>
+        <w:spacing w:after="120"/>
+        <w:jc w:val="left"/>
+      </w:pPr>
+      <w:r>
+        <w:rPr>
+          <w:rFonts w:ascii="Inter" w:cs="Inter" w:eastAsia="Inter" w:hAnsi="Inter"/>
+          <w:b w:val="false"/>
+          <w:bCs w:val="false"/>
+          <w:i w:val="false"/>
+          <w:iCs w:val="false"/>
+          <w:color w:val="454659"/>
+          <w:sz w:val="21"/>
+          <w:szCs w:val="21"/>
+        </w:rPr>
+        <w:t xml:space="preserve">These replace the subscription-only tAddressRowStandardize / tAddressRowValidate / tGeocode chain — no Talend Data Quality subscription and no licensed postal reference data required.</w:t>
       </w:r>
     </w:p>
     <w:tbl>
@@ -14938,79 +14962,79 @@
                 <w:sz w:val="19"/>
                 <w:szCs w:val="19"/>
               </w:rPr>
-              <w:t xml:space="preserve">WISMO Rate Alert</w:t>
-            </w:r>
-          </w:p>
-        </w:tc>
-        <w:tc>
-          <w:tcPr>
-            <w:tcMar>
-              <w:top w:type="dxa" w:w="30"/>
-              <w:left w:type="dxa" w:w="80"/>
-              <w:bottom w:type="dxa" w:w="30"/>
-              <w:right w:type="dxa" w:w="80"/>
-            </w:tcMar>
-          </w:tcPr>
-          <w:p>
-            <w:pPr>
-              <w:spacing w:after="0"/>
-            </w:pPr>
-            <w:r>
-              <w:rPr>
-                <w:rFonts w:ascii="Inter" w:cs="Inter" w:eastAsia="Inter" w:hAnsi="Inter"/>
-                <w:color w:val="454659"/>
-                <w:sz w:val="19"/>
-                <w:szCs w:val="19"/>
-              </w:rPr>
-              <w:t xml:space="preserve">Every 30 min: WISMO &gt; 40%</w:t>
-            </w:r>
-          </w:p>
-        </w:tc>
-        <w:tc>
-          <w:tcPr>
-            <w:tcMar>
-              <w:top w:type="dxa" w:w="30"/>
-              <w:left w:type="dxa" w:w="80"/>
-              <w:bottom w:type="dxa" w:w="30"/>
-              <w:right w:type="dxa" w:w="80"/>
-            </w:tcMar>
-          </w:tcPr>
-          <w:p>
-            <w:pPr>
-              <w:spacing w:after="0"/>
-            </w:pPr>
-            <w:r>
-              <w:rPr>
-                <w:rFonts w:ascii="Inter" w:cs="Inter" w:eastAsia="Inter" w:hAnsi="Inter"/>
-                <w:color w:val="454659"/>
-                <w:sz w:val="19"/>
-                <w:szCs w:val="19"/>
-              </w:rPr>
-              <w:t xml:space="preserve">Post alert to Teams</w:t>
-            </w:r>
-          </w:p>
-        </w:tc>
-        <w:tc>
-          <w:tcPr>
-            <w:tcMar>
-              <w:top w:type="dxa" w:w="30"/>
-              <w:left w:type="dxa" w:w="80"/>
-              <w:bottom w:type="dxa" w:w="30"/>
-              <w:right w:type="dxa" w:w="80"/>
-            </w:tcMar>
-          </w:tcPr>
-          <w:p>
-            <w:pPr>
-              <w:spacing w:after="0"/>
-            </w:pPr>
-            <w:r>
-              <w:rPr>
-                <w:rFonts w:ascii="Inter" w:cs="Inter" w:eastAsia="Inter" w:hAnsi="Inter"/>
-                <w:color w:val="454659"/>
-                <w:sz w:val="19"/>
-                <w:szCs w:val="19"/>
-              </w:rPr>
-              <w:t xml:space="preserve">#mcg-customer-ops</w:t>
+              <w:t xml:space="preserve">Stewardship Sprint Summary</w:t>
+            </w:r>
+          </w:p>
+        </w:tc>
+        <w:tc>
+          <w:tcPr>
+            <w:tcMar>
+              <w:top w:type="dxa" w:w="30"/>
+              <w:left w:type="dxa" w:w="80"/>
+              <w:bottom w:type="dxa" w:w="30"/>
+              <w:right w:type="dxa" w:w="80"/>
+            </w:tcMar>
+          </w:tcPr>
+          <w:p>
+            <w:pPr>
+              <w:spacing w:after="0"/>
+            </w:pPr>
+            <w:r>
+              <w:rPr>
+                <w:rFonts w:ascii="Inter" w:cs="Inter" w:eastAsia="Inter" w:hAnsi="Inter"/>
+                <w:color w:val="454659"/>
+                <w:sz w:val="19"/>
+                <w:szCs w:val="19"/>
+              </w:rPr>
+              <w:t xml:space="preserve">Schedule: 07:00 UTC daily</w:t>
+            </w:r>
+          </w:p>
+        </w:tc>
+        <w:tc>
+          <w:tcPr>
+            <w:tcMar>
+              <w:top w:type="dxa" w:w="30"/>
+              <w:left w:type="dxa" w:w="80"/>
+              <w:bottom w:type="dxa" w:w="30"/>
+              <w:right w:type="dxa" w:w="80"/>
+            </w:tcMar>
+          </w:tcPr>
+          <w:p>
+            <w:pPr>
+              <w:spacing w:after="0"/>
+            </w:pPr>
+            <w:r>
+              <w:rPr>
+                <w:rFonts w:ascii="Inter" w:cs="Inter" w:eastAsia="Inter" w:hAnsi="Inter"/>
+                <w:color w:val="454659"/>
+                <w:sz w:val="19"/>
+                <w:szCs w:val="19"/>
+              </w:rPr>
+              <w:t xml:space="preserve">Read the Address Cleanup sprint summary</w:t>
+            </w:r>
+          </w:p>
+        </w:tc>
+        <w:tc>
+          <w:tcPr>
+            <w:tcMar>
+              <w:top w:type="dxa" w:w="30"/>
+              <w:left w:type="dxa" w:w="80"/>
+              <w:bottom w:type="dxa" w:w="30"/>
+              <w:right w:type="dxa" w:w="80"/>
+            </w:tcMar>
+          </w:tcPr>
+          <w:p>
+            <w:pPr>
+              <w:spacing w:after="0"/>
+            </w:pPr>
+            <w:r>
+              <w:rPr>
+                <w:rFonts w:ascii="Inter" w:cs="Inter" w:eastAsia="Inter" w:hAnsi="Inter"/>
+                <w:color w:val="454659"/>
+                <w:sz w:val="19"/>
+                <w:szCs w:val="19"/>
+              </w:rPr>
+              <w:t xml:space="preserve">Run title / digest</w:t>
             </w:r>
           </w:p>
         </w:tc>
@@ -17730,7 +17754,7 @@
           <w:sz w:val="26"/>
           <w:szCs w:val="26"/>
         </w:rPr>
-        <w:t xml:space="preserve">4.6 Automation 4: WISMO Rate Alert → Teams</w:t>
+        <w:t xml:space="preserve">4.6 Automation 4: Stewardship Sprint Summary</w:t>
       </w:r>
     </w:p>
     <w:p>
@@ -17749,7 +17773,7 @@
           <w:sz w:val="21"/>
           <w:szCs w:val="21"/>
         </w:rPr>
-        <w:t xml:space="preserve">Monitors the WISMO (Where Is My Order?) rate every 30 minutes. When the rate exceeds 40% for any carrier or region combination, an alert is posted to #mcg-customer-ops.</w:t>
+        <w:t xml:space="preserve">Reads the Address Cleanup sprint summary once a day and titles the run with it. This is the read-only half of the address-correction loop - safe to enable in a demo, and it proves the sprint is live without mutating anything.</w:t>
       </w:r>
     </w:p>
     <w:p>
@@ -17943,7 +17967,7 @@
                 <w:sz w:val="19"/>
                 <w:szCs w:val="19"/>
               </w:rPr>
-              <w:t xml:space="preserve">Cron: */30 * * * * (Every 30 minutes)</w:t>
+              <w:t xml:space="preserve">Cron: 0 7 * * * (Daily at 07:00 UTC)</w:t>
             </w:r>
           </w:p>
         </w:tc>
@@ -17993,31 +18017,31 @@
                 <w:sz w:val="19"/>
                 <w:szCs w:val="19"/>
               </w:rPr>
-              <w:t xml:space="preserve">Qlik Cloud → Query Data</w:t>
-            </w:r>
-          </w:p>
-        </w:tc>
-        <w:tc>
-          <w:tcPr>
-            <w:tcMar>
-              <w:top w:type="dxa" w:w="30"/>
-              <w:left w:type="dxa" w:w="80"/>
-              <w:bottom w:type="dxa" w:w="30"/>
-              <w:right w:type="dxa" w:w="80"/>
-            </w:tcMar>
-          </w:tcPr>
-          <w:p>
-            <w:pPr>
-              <w:spacing w:after="0"/>
-            </w:pPr>
-            <w:r>
-              <w:rPr>
-                <w:rFonts w:ascii="Inter" w:cs="Inter" w:eastAsia="Inter" w:hAnsi="Inter"/>
-                <w:color w:val="454659"/>
-                <w:sz w:val="19"/>
-                <w:szCs w:val="19"/>
-              </w:rPr>
-              <w:t xml:space="preserve">Data Product: Last Mile Performance; Filter: wismo_flag = true AND on_time_pct &lt; 0.60; Group by: carrier, destination_region</w:t>
+              <w:t xml:space="preserve">API Key connector → Raw API request</w:t>
+            </w:r>
+          </w:p>
+        </w:tc>
+        <w:tc>
+          <w:tcPr>
+            <w:tcMar>
+              <w:top w:type="dxa" w:w="30"/>
+              <w:left w:type="dxa" w:w="80"/>
+              <w:bottom w:type="dxa" w:w="30"/>
+              <w:right w:type="dxa" w:w="80"/>
+            </w:tcMar>
+          </w:tcPr>
+          <w:p>
+            <w:pPr>
+              <w:spacing w:after="0"/>
+            </w:pPr>
+            <w:r>
+              <w:rPr>
+                <w:rFonts w:ascii="Inter" w:cs="Inter" w:eastAsia="Inter" w:hAnsi="Inter"/>
+                <w:color w:val="454659"/>
+                <w:sz w:val="19"/>
+                <w:szCs w:val="19"/>
+              </w:rPr>
+              <w:t xml:space="preserve">GET data-governance/sprints/&lt;sprintId&gt;/external-integrations/sprint-summary</w:t>
             </w:r>
           </w:p>
         </w:tc>
@@ -18069,106 +18093,32 @@
                 <w:sz w:val="19"/>
                 <w:szCs w:val="19"/>
               </w:rPr>
-              <w:t xml:space="preserve">Control → Condition</w:t>
-            </w:r>
-          </w:p>
-        </w:tc>
-        <w:tc>
-          <w:tcPr>
-            <w:shd w:color="F6F7F8" w:val="solid"/>
-            <w:tcMar>
-              <w:top w:type="dxa" w:w="30"/>
-              <w:left w:type="dxa" w:w="80"/>
-              <w:bottom w:type="dxa" w:w="30"/>
-              <w:right w:type="dxa" w:w="80"/>
-            </w:tcMar>
-          </w:tcPr>
-          <w:p>
-            <w:pPr>
-              <w:spacing w:after="0"/>
-            </w:pPr>
-            <w:r>
-              <w:rPr>
-                <w:rFonts w:ascii="Inter" w:cs="Inter" w:eastAsia="Inter" w:hAnsi="Inter"/>
-                <w:color w:val="454659"/>
-                <w:sz w:val="19"/>
-                <w:szCs w:val="19"/>
-              </w:rPr>
-              <w:t xml:space="preserve">If results exist → continue; else → end</w:t>
-            </w:r>
-          </w:p>
-        </w:tc>
-      </w:tr>
-      <w:tr>
-        <w:tc>
-          <w:tcPr>
-            <w:tcMar>
-              <w:top w:type="dxa" w:w="30"/>
-              <w:left w:type="dxa" w:w="80"/>
-              <w:bottom w:type="dxa" w:w="30"/>
-              <w:right w:type="dxa" w:w="80"/>
-            </w:tcMar>
-          </w:tcPr>
-          <w:p>
-            <w:pPr>
-              <w:spacing w:after="0"/>
-            </w:pPr>
-            <w:r>
-              <w:rPr>
-                <w:rFonts w:ascii="Inter" w:cs="Inter" w:eastAsia="Inter" w:hAnsi="Inter"/>
-                <w:color w:val="454659"/>
-                <w:sz w:val="19"/>
-                <w:szCs w:val="19"/>
-              </w:rPr>
-              <w:t xml:space="preserve">4</w:t>
-            </w:r>
-          </w:p>
-        </w:tc>
-        <w:tc>
-          <w:tcPr>
-            <w:tcMar>
-              <w:top w:type="dxa" w:w="30"/>
-              <w:left w:type="dxa" w:w="80"/>
-              <w:bottom w:type="dxa" w:w="30"/>
-              <w:right w:type="dxa" w:w="80"/>
-            </w:tcMar>
-          </w:tcPr>
-          <w:p>
-            <w:pPr>
-              <w:spacing w:after="0"/>
-            </w:pPr>
-            <w:r>
-              <w:rPr>
-                <w:rFonts w:ascii="Inter" w:cs="Inter" w:eastAsia="Inter" w:hAnsi="Inter"/>
-                <w:color w:val="454659"/>
-                <w:sz w:val="19"/>
-                <w:szCs w:val="19"/>
-              </w:rPr>
-              <w:t xml:space="preserve">Microsoft Teams → Post Message</w:t>
-            </w:r>
-          </w:p>
-        </w:tc>
-        <w:tc>
-          <w:tcPr>
-            <w:tcMar>
-              <w:top w:type="dxa" w:w="30"/>
-              <w:left w:type="dxa" w:w="80"/>
-              <w:bottom w:type="dxa" w:w="30"/>
-              <w:right w:type="dxa" w:w="80"/>
-            </w:tcMar>
-          </w:tcPr>
-          <w:p>
-            <w:pPr>
-              <w:spacing w:after="0"/>
-            </w:pPr>
-            <w:r>
-              <w:rPr>
-                <w:rFonts w:ascii="Inter" w:cs="Inter" w:eastAsia="Inter" w:hAnsi="Inter"/>
-                <w:color w:val="454659"/>
-                <w:sz w:val="19"/>
-                <w:szCs w:val="19"/>
-              </w:rPr>
-              <w:t xml:space="preserve">Channel: #mcg-customer-ops; Include: carrier, region, WISMO rate, affected order count, dashboard link</w:t>
+              <w:t xml:space="preserve">Update run title</w:t>
+            </w:r>
+          </w:p>
+        </w:tc>
+        <w:tc>
+          <w:tcPr>
+            <w:shd w:color="F6F7F8" w:val="solid"/>
+            <w:tcMar>
+              <w:top w:type="dxa" w:w="30"/>
+              <w:left w:type="dxa" w:w="80"/>
+              <w:bottom w:type="dxa" w:w="30"/>
+              <w:right w:type="dxa" w:w="80"/>
+            </w:tcMar>
+          </w:tcPr>
+          <w:p>
+            <w:pPr>
+              <w:spacing w:after="0"/>
+            </w:pPr>
+            <w:r>
+              <w:rPr>
+                <w:rFonts w:ascii="Inter" w:cs="Inter" w:eastAsia="Inter" w:hAnsi="Inter"/>
+                <w:color w:val="454659"/>
+                <w:sz w:val="19"/>
+                <w:szCs w:val="19"/>
+              </w:rPr>
+              <w:t xml:space="preserve">Title the run with the sprint state</w:t>
             </w:r>
           </w:p>
         </w:tc>
@@ -19418,7 +19368,7 @@
                 <w:sz w:val="20"/>
                 <w:szCs w:val="20"/>
               </w:rPr>
-              <w:t xml:space="preserve">Full Talend job design: deploy/talend/README.md — two Studio jobs scheduled every 15 minutes in TMC. Job 1 (mcg_sf_address_validate) pulls Salesforce, validates address format with the routines.AddressValidator tMap function, geocodes bad addresses via the public Nominatim API (1 req/s throttle), and routes unresolved rows to the Address Cleanup stewardship campaign. Job 2 (mcg_sf_address_to_qvd) lands the validated + geocoded set as MCG_SF_Addresses_Validated.qvd in Qlik Cloud DataFiles, which the Delivery &amp; Customer Experience app loads (CustomerGeo table) on its 15-minute reload task.</w:t>
+              <w:t xml:space="preserve">Full Talend job design: deploy/talend/BUILD_BULK_ADDRESS_JOB.md — mcg_sf_address_validate_bulk, five subjobs scheduled in TMC. It pulls Salesforce Contacts, repairs and scores each address with the AddressStandardizer routine, geocodes the whole batch in ONE bulk call via public OSM Nominatim (1 req/s, dedupe cache, retry backoff, wall-clock budget), then routes on GPS resolution: resolved rows are written as timestamped CSV to S3 and loaded downstream into the Apache Iceberg table silver.addresses_geocoded; unresolved rows go to the Address Cleanup stewardship sprint. Run npm run talend:zip to produce the Studio import bundle.</w:t>
             </w:r>
           </w:p>
         </w:tc>

--- a/documents/MCG_Creation_Guide_Automations_Pipelines.docx
+++ b/documents/MCG_Creation_Guide_Automations_Pipelines.docx
@@ -4459,7 +4459,7 @@
           <w:sz w:val="26"/>
           <w:szCs w:val="26"/>
         </w:rPr>
-        <w:t xml:space="preserve">1.4 Salesforce API Pipelines (3 Objects)</w:t>
+        <w:t xml:space="preserve">1.4 Meridian CRM Pipelines (3 Objects)</w:t>
       </w:r>
     </w:p>
     <w:p>
@@ -4478,7 +4478,7 @@
           <w:sz w:val="21"/>
           <w:szCs w:val="21"/>
         </w:rPr>
-        <w:t xml:space="preserve">These pipelines use the Salesforce Standard connector to poll data every 15 minutes using SystemModstamp for incremental sync.</w:t>
+        <w:t xml:space="preserve">These pipelines use the MySQL CDC connector to poll data every 15 minutes using last_modified_date for incremental sync.</w:t>
       </w:r>
     </w:p>
     <w:p>
@@ -4518,7 +4518,7 @@
           <w:sz w:val="21"/>
           <w:szCs w:val="21"/>
         </w:rPr>
-        <w:t xml:space="preserve">Salesforce Developer Edition account with MCG custom objects created</w:t>
+        <w:t xml:space="preserve">MySQL 8.4 account with MCG custom objects created</w:t>
       </w:r>
     </w:p>
     <w:p>
@@ -4542,7 +4542,7 @@
           <w:sz w:val="21"/>
           <w:szCs w:val="21"/>
         </w:rPr>
-        <w:t xml:space="preserve">Salesforce connection created (see Setup Guide Section 7.3)</w:t>
+        <w:t xml:space="preserve">Meridian CRM connection created (see Setup Guide Section 7.3)</w:t>
       </w:r>
     </w:p>
     <w:p>
@@ -4558,7 +4558,7 @@
           <w:sz w:val="22"/>
           <w:szCs w:val="22"/>
         </w:rPr>
-        <w:t xml:space="preserve">Pipeline 6: Contacts (sf_contacts)</w:t>
+        <w:t xml:space="preserve">Pipeline 6: Contacts (crm_contacts)</w:t>
       </w:r>
     </w:p>
     <w:p>
@@ -4642,7 +4642,7 @@
           <w:sz w:val="21"/>
           <w:szCs w:val="21"/>
         </w:rPr>
-        <w:t xml:space="preserve">Choose source: Salesforce (MCG CRM) connection</w:t>
+        <w:t xml:space="preserve">Choose source: MySQL (Meridian CRM) connection</w:t>
       </w:r>
     </w:p>
     <w:p>
@@ -4726,7 +4726,7 @@
           <w:sz w:val="21"/>
           <w:szCs w:val="21"/>
         </w:rPr>
-        <w:t xml:space="preserve">Target table name: bronze.sf_contacts</w:t>
+        <w:t xml:space="preserve">Target table name: bronze.crm_contacts</w:t>
       </w:r>
     </w:p>
     <w:p>
@@ -4804,7 +4804,7 @@
           <w:sz w:val="21"/>
           <w:szCs w:val="21"/>
         </w:rPr>
-        <w:t xml:space="preserve">Incremental field: SystemModstamp</w:t>
+        <w:t xml:space="preserve">Incremental field: last_modified_date</w:t>
       </w:r>
     </w:p>
     <w:p>
@@ -4923,7 +4923,7 @@
                 <w:sz w:val="20"/>
                 <w:szCs w:val="20"/>
               </w:rPr>
-              <w:t xml:space="preserve">[Screenshot: Salesforce pipeline showing Contact object selection and incremental sync settings]</w:t>
+              <w:t xml:space="preserve">[Screenshot: Meridian CRM pipeline showing Contact object selection and incremental sync settings]</w:t>
             </w:r>
           </w:p>
         </w:tc>
@@ -5051,7 +5051,7 @@
                 <w:sz w:val="19"/>
                 <w:szCs w:val="19"/>
               </w:rPr>
-              <w:t xml:space="preserve">Salesforce: Contact (~2,000 records)</w:t>
+              <w:t xml:space="preserve">Meridian CRM: crm_contacts (~2,000 rows)</w:t>
             </w:r>
           </w:p>
         </w:tc>
@@ -5101,7 +5101,7 @@
                 <w:sz w:val="19"/>
                 <w:szCs w:val="19"/>
               </w:rPr>
-              <w:t xml:space="preserve">bronze.sf_contacts (Iceberg)</w:t>
+              <w:t xml:space="preserve">bronze.crm_contacts (Iceberg)</w:t>
             </w:r>
           </w:p>
         </w:tc>
@@ -5153,7 +5153,7 @@
                 <w:sz w:val="19"/>
                 <w:szCs w:val="19"/>
               </w:rPr>
-              <w:t xml:space="preserve">Full + Incremental (SystemModstamp)</w:t>
+              <w:t xml:space="preserve">Full + Incremental (last_modified_date)</w:t>
             </w:r>
           </w:p>
         </w:tc>
@@ -5324,7 +5324,7 @@
           <w:sz w:val="22"/>
           <w:szCs w:val="22"/>
         </w:rPr>
-        <w:t xml:space="preserve">Pipeline 7: Orders (sf_orders)</w:t>
+        <w:t xml:space="preserve">Pipeline 7: Orders (crm_orders)</w:t>
       </w:r>
     </w:p>
     <w:p>
@@ -5468,7 +5468,7 @@
                 <w:sz w:val="19"/>
                 <w:szCs w:val="19"/>
               </w:rPr>
-              <w:t xml:space="preserve">Salesforce: MCG_Order__c (~5,000 records)</w:t>
+              <w:t xml:space="preserve">Meridian CRM: crm_orders (~5,000 rows)</w:t>
             </w:r>
           </w:p>
         </w:tc>
@@ -5518,7 +5518,7 @@
                 <w:sz w:val="19"/>
                 <w:szCs w:val="19"/>
               </w:rPr>
-              <w:t xml:space="preserve">bronze.sf_orders (Iceberg)</w:t>
+              <w:t xml:space="preserve">bronze.crm_orders (Iceberg)</w:t>
             </w:r>
           </w:p>
         </w:tc>
@@ -5570,7 +5570,7 @@
                 <w:sz w:val="19"/>
                 <w:szCs w:val="19"/>
               </w:rPr>
-              <w:t xml:space="preserve">Full + Incremental (SystemModstamp)</w:t>
+              <w:t xml:space="preserve">Full + Incremental (last_modified_date)</w:t>
             </w:r>
           </w:p>
         </w:tc>
@@ -5741,7 +5741,7 @@
           <w:sz w:val="22"/>
           <w:szCs w:val="22"/>
         </w:rPr>
-        <w:t xml:space="preserve">Pipeline 8: Products (sf_products)</w:t>
+        <w:t xml:space="preserve">Pipeline 8: Products (crm_products)</w:t>
       </w:r>
     </w:p>
     <w:p>
@@ -5885,7 +5885,7 @@
                 <w:sz w:val="19"/>
                 <w:szCs w:val="19"/>
               </w:rPr>
-              <w:t xml:space="preserve">Salesforce: MCG_Product__c (~1,200 records)</w:t>
+              <w:t xml:space="preserve">Meridian CRM: crm_products (~1,200 rows)</w:t>
             </w:r>
           </w:p>
         </w:tc>
@@ -5935,7 +5935,7 @@
                 <w:sz w:val="19"/>
                 <w:szCs w:val="19"/>
               </w:rPr>
-              <w:t xml:space="preserve">bronze.sf_products (Iceberg)</w:t>
+              <w:t xml:space="preserve">bronze.crm_products (Iceberg)</w:t>
             </w:r>
           </w:p>
         </w:tc>
@@ -5987,7 +5987,7 @@
                 <w:sz w:val="19"/>
                 <w:szCs w:val="19"/>
               </w:rPr>
-              <w:t xml:space="preserve">Full + Incremental (SystemModstamp)</w:t>
+              <w:t xml:space="preserve">Full + Incremental (last_modified_date)</w:t>
             </w:r>
           </w:p>
         </w:tc>
@@ -6895,7 +6895,7 @@
                 <w:sz w:val="19"/>
                 <w:szCs w:val="19"/>
               </w:rPr>
-              <w:t xml:space="preserve">sf_contacts</w:t>
+              <w:t xml:space="preserve">crm_contacts</w:t>
             </w:r>
           </w:p>
         </w:tc>
@@ -7019,7 +7019,7 @@
                 <w:sz w:val="19"/>
                 <w:szCs w:val="19"/>
               </w:rPr>
-              <w:t xml:space="preserve">sf_products</w:t>
+              <w:t xml:space="preserve">crm_products</w:t>
             </w:r>
           </w:p>
         </w:tc>
@@ -7393,7 +7393,7 @@
                 <w:sz w:val="19"/>
                 <w:szCs w:val="19"/>
               </w:rPr>
-              <w:t xml:space="preserve">sf_products</w:t>
+              <w:t xml:space="preserve">crm_products</w:t>
             </w:r>
           </w:p>
         </w:tc>
@@ -7517,7 +7517,7 @@
                 <w:sz w:val="19"/>
                 <w:szCs w:val="19"/>
               </w:rPr>
-              <w:t xml:space="preserve">sf_orders, shipments</w:t>
+              <w:t xml:space="preserve">crm_orders, shipments</w:t>
             </w:r>
           </w:p>
         </w:tc>
@@ -9820,7 +9820,7 @@
           <w:sz w:val="21"/>
           <w:szCs w:val="21"/>
         </w:rPr>
-        <w:t xml:space="preserve">Normalizes customer addresses from Salesforce, detects truncation artifacts, and deduplicates customer records using fuzzy matching.</w:t>
+        <w:t xml:space="preserve">Normalizes customer addresses from Meridian CRM, detects truncation artifacts, and deduplicates customer records using fuzzy matching.</w:t>
       </w:r>
     </w:p>
     <w:p>
@@ -12651,7 +12651,7 @@
           <w:sz w:val="21"/>
           <w:szCs w:val="21"/>
         </w:rPr>
-        <w:t xml:space="preserve">Extract: Pull supplier names and IDs from bronze.sf_products</w:t>
+        <w:t xml:space="preserve">Extract: Pull supplier names and IDs from bronze.crm_products</w:t>
       </w:r>
     </w:p>
     <w:p>
@@ -12898,7 +12898,7 @@
           <w:sz w:val="21"/>
           <w:szCs w:val="21"/>
         </w:rPr>
-        <w:t xml:space="preserve">Timeline Build (4 milestones): order_placed_utc (Salesforce), picked_utc (warehouse_events), shipped_utc (shipments), delivered_utc (shipments)</w:t>
+        <w:t xml:space="preserve">Timeline Build (4 milestones): order_placed_utc (Meridian CRM), picked_utc (warehouse_events), shipped_utc (shipments), delivered_utc (shipments)</w:t>
       </w:r>
     </w:p>
     <w:p>
@@ -17621,7 +17621,7 @@
           <w:sz w:val="21"/>
           <w:szCs w:val="21"/>
         </w:rPr>
-        <w:t xml:space="preserve">Data freshness: PostgreSQL last sync, Kafka last sync, Salesforce last sync</w:t>
+        <w:t xml:space="preserve">Data freshness: PostgreSQL last sync, Kafka last sync, Meridian CRM last sync</w:t>
       </w:r>
     </w:p>
     <w:p>
@@ -19368,7 +19368,7 @@
                 <w:sz w:val="20"/>
                 <w:szCs w:val="20"/>
               </w:rPr>
-              <w:t xml:space="preserve">Full Talend job design: deploy/talend/BUILD_BULK_ADDRESS_JOB.md — mcg_sf_address_validate_bulk, five subjobs scheduled in TMC. It pulls Salesforce Contacts, repairs and scores each address with the AddressStandardizer routine, geocodes the whole batch in ONE bulk call via public OSM Nominatim (1 req/s, dedupe cache, retry backoff, wall-clock budget), then routes on GPS resolution: resolved rows are written as timestamped CSV to S3 and loaded downstream into the Apache Iceberg table silver.addresses_geocoded; unresolved rows go to the Address Cleanup stewardship sprint. Run npm run talend:zip to produce the Studio import bundle.</w:t>
+              <w:t xml:space="preserve">Full Talend job design: deploy/talend/BUILD_BULK_ADDRESS_JOB.md — mcg_crm_address_validate_bulk, five subjobs scheduled in TMC. It pulls CRM contacts, repairs and scores each address with the AddressStandardizer routine, geocodes the whole batch in ONE bulk call via public OSM Nominatim (1 req/s, dedupe cache, retry backoff, wall-clock budget), then routes on GPS resolution: resolved rows are written as timestamped CSV to S3 and loaded downstream into the Apache Iceberg table silver.addresses_geocoded; unresolved rows go to the Address Cleanup stewardship sprint. Run npm run talend:zip to produce the Studio import bundle.</w:t>
             </w:r>
           </w:p>
         </w:tc>
@@ -20527,7 +20527,7 @@
                 <w:sz w:val="19"/>
                 <w:szCs w:val="19"/>
               </w:rPr>
-              <w:t xml:space="preserve">Salesforce Pipeline 6 (contacts)</w:t>
+              <w:t xml:space="preserve">Meridian CRM Pipeline 6 (contacts)</w:t>
             </w:r>
           </w:p>
         </w:tc>
@@ -20602,7 +20602,7 @@
                 <w:sz w:val="19"/>
                 <w:szCs w:val="19"/>
               </w:rPr>
-              <w:t xml:space="preserve">Salesforce Pipeline 7 (orders)</w:t>
+              <w:t xml:space="preserve">Meridian CRM Pipeline 7 (orders)</w:t>
             </w:r>
           </w:p>
         </w:tc>
@@ -20678,7 +20678,7 @@
                 <w:sz w:val="19"/>
                 <w:szCs w:val="19"/>
               </w:rPr>
-              <w:t xml:space="preserve">Salesforce Pipeline 8 (products)</w:t>
+              <w:t xml:space="preserve">Meridian CRM Pipeline 8 (products)</w:t>
             </w:r>
           </w:p>
         </w:tc>
@@ -21704,7 +21704,7 @@
                 <w:sz w:val="19"/>
                 <w:szCs w:val="19"/>
               </w:rPr>
-              <w:t xml:space="preserve">Salesforce sync fails</w:t>
+              <w:t xml:space="preserve">Meridian CRM sync fails</w:t>
             </w:r>
           </w:p>
         </w:tc>
@@ -21752,7 +21752,7 @@
                 <w:sz w:val="19"/>
                 <w:szCs w:val="19"/>
               </w:rPr>
-              <w:t xml:space="preserve">Regenerate security token in Salesforce settings</w:t>
+              <w:t xml:space="preserve">Regenerate security token in Meridian CRM settings</w:t>
             </w:r>
           </w:p>
         </w:tc>

--- a/documents/MCG_Creation_Guide_Automations_Pipelines.docx
+++ b/documents/MCG_Creation_Guide_Automations_Pipelines.docx
@@ -4518,7 +4518,7 @@
           <w:sz w:val="21"/>
           <w:szCs w:val="21"/>
         </w:rPr>
-        <w:t xml:space="preserve">MySQL 8.4 account with MCG custom objects created</w:t>
+        <w:t xml:space="preserve">MySQL 8.4 running with the crm_* tables created and seeded (npm run docker:up:simulators)</w:t>
       </w:r>
     </w:p>
     <w:p>
@@ -21728,31 +21728,31 @@
                 <w:sz w:val="19"/>
                 <w:szCs w:val="19"/>
               </w:rPr>
-              <w:t xml:space="preserve">Token expired</w:t>
-            </w:r>
-          </w:p>
-        </w:tc>
-        <w:tc>
-          <w:tcPr>
-            <w:tcMar>
-              <w:top w:type="dxa" w:w="30"/>
-              <w:left w:type="dxa" w:w="80"/>
-              <w:bottom w:type="dxa" w:w="30"/>
-              <w:right w:type="dxa" w:w="80"/>
-            </w:tcMar>
-          </w:tcPr>
-          <w:p>
-            <w:pPr>
-              <w:spacing w:after="0"/>
-            </w:pPr>
-            <w:r>
-              <w:rPr>
-                <w:rFonts w:ascii="Inter" w:cs="Inter" w:eastAsia="Inter" w:hAnsi="Inter"/>
-                <w:color w:val="454659"/>
-                <w:sz w:val="19"/>
-                <w:szCs w:val="19"/>
-              </w:rPr>
-              <w:t xml:space="preserve">Regenerate security token in Meridian CRM settings</w:t>
+              <w:t xml:space="preserve">Gateway cannot reach the database</w:t>
+            </w:r>
+          </w:p>
+        </w:tc>
+        <w:tc>
+          <w:tcPr>
+            <w:tcMar>
+              <w:top w:type="dxa" w:w="30"/>
+              <w:left w:type="dxa" w:w="80"/>
+              <w:bottom w:type="dxa" w:w="30"/>
+              <w:right w:type="dxa" w:w="80"/>
+            </w:tcMar>
+          </w:tcPr>
+          <w:p>
+            <w:pPr>
+              <w:spacing w:after="0"/>
+            </w:pPr>
+            <w:r>
+              <w:rPr>
+                <w:rFonts w:ascii="Inter" w:cs="Inter" w:eastAsia="Inter" w:hAnsi="Inter"/>
+                <w:color w:val="454659"/>
+                <w:sz w:val="19"/>
+                <w:szCs w:val="19"/>
+              </w:rPr>
+              <w:t xml:space="preserve">Check the host resolves FROM the gateway container, and that qlik_cdc still has REPLICATION CLIENT</w:t>
             </w:r>
           </w:p>
         </w:tc>
